--- a/docs/09_Dissertation_abstract_EN.docx
+++ b/docs/09_Dissertation_abstract_EN.docx
@@ -131,7 +131,7 @@
             <w:instrText xml:space="preserve">TOC \h \o "1-2"</w:instrText>
             <w:fldChar w:fldCharType="separate"/>
           </w:r>
-          <w:hyperlink w:history="1" w:anchor="_Toc211">
+          <w:hyperlink w:history="1" w:anchor="_Toc213">
             <w:r>
               <w:t xml:space="preserve">For the executive and the investor: a one-page summary</w:t>
             </w:r>
@@ -140,7 +140,7 @@
             </w:r>
             <w:r>
               <w:fldChar w:fldCharType="begin" w:dirty="true"/>
-              <w:instrText xml:space="preserve">PAGEREF _Toc211 \h</w:instrText>
+              <w:instrText xml:space="preserve">PAGEREF _Toc213 \h</w:instrText>
               <w:fldChar w:fldCharType="separate"/>
               <w:fldChar w:fldCharType="end"/>
             </w:r>
@@ -153,55 +153,9 @@
               <w:tab w:val="right" w:pos="9638" w:leader="dot"/>
             </w:tabs>
           </w:pPr>
-          <w:hyperlink w:history="1" w:anchor="_Toc212">
+          <w:hyperlink w:history="1" w:anchor="_Toc214">
             <w:r>
               <w:t xml:space="preserve">1. General description of the work</w:t>
-            </w:r>
-            <w:r>
-              <w:tab/>
-            </w:r>
-            <w:r>
-              <w:fldChar w:fldCharType="begin" w:dirty="true"/>
-              <w:instrText xml:space="preserve">PAGEREF _Toc212 \h</w:instrText>
-              <w:fldChar w:fldCharType="separate"/>
-              <w:fldChar w:fldCharType="end"/>
-            </w:r>
-          </w:hyperlink>
-        </w:p>
-        <w:p>
-          <w:pPr>
-            <w:pStyle w:val="TOC2"/>
-            <w:tabs>
-              <w:tab w:val="right" w:pos="9638" w:leader="dot"/>
-            </w:tabs>
-            <w:ind w:left="220"/>
-          </w:pPr>
-          <w:hyperlink w:history="1" w:anchor="_Toc213">
-            <w:r>
-              <w:t xml:space="preserve">Relevance of the topic</w:t>
-            </w:r>
-            <w:r>
-              <w:tab/>
-            </w:r>
-            <w:r>
-              <w:fldChar w:fldCharType="begin" w:dirty="true"/>
-              <w:instrText xml:space="preserve">PAGEREF _Toc213 \h</w:instrText>
-              <w:fldChar w:fldCharType="separate"/>
-              <w:fldChar w:fldCharType="end"/>
-            </w:r>
-          </w:hyperlink>
-        </w:p>
-        <w:p>
-          <w:pPr>
-            <w:pStyle w:val="TOC2"/>
-            <w:tabs>
-              <w:tab w:val="right" w:pos="9638" w:leader="dot"/>
-            </w:tabs>
-            <w:ind w:left="220"/>
-          </w:pPr>
-          <w:hyperlink w:history="1" w:anchor="_Toc214">
-            <w:r>
-              <w:t xml:space="preserve">Degree of elaboration of the problem</w:t>
             </w:r>
             <w:r>
               <w:tab/>
@@ -224,7 +178,7 @@
           </w:pPr>
           <w:hyperlink w:history="1" w:anchor="_Toc215">
             <w:r>
-              <w:t xml:space="preserve">Aim and objectives</w:t>
+              <w:t xml:space="preserve">Relevance of the topic</w:t>
             </w:r>
             <w:r>
               <w:tab/>
@@ -247,7 +201,7 @@
           </w:pPr>
           <w:hyperlink w:history="1" w:anchor="_Toc216">
             <w:r>
-              <w:t xml:space="preserve">Object and subject of research</w:t>
+              <w:t xml:space="preserve">Degree of elaboration of the problem</w:t>
             </w:r>
             <w:r>
               <w:tab/>
@@ -270,7 +224,7 @@
           </w:pPr>
           <w:hyperlink w:history="1" w:anchor="_Toc217">
             <w:r>
-              <w:t xml:space="preserve">Scientific novelty</w:t>
+              <w:t xml:space="preserve">Aim and objectives</w:t>
             </w:r>
             <w:r>
               <w:tab/>
@@ -293,7 +247,7 @@
           </w:pPr>
           <w:hyperlink w:history="1" w:anchor="_Toc218">
             <w:r>
-              <w:t xml:space="preserve">Theoretical and practical significance</w:t>
+              <w:t xml:space="preserve">Object and subject of research</w:t>
             </w:r>
             <w:r>
               <w:tab/>
@@ -316,7 +270,7 @@
           </w:pPr>
           <w:hyperlink w:history="1" w:anchor="_Toc219">
             <w:r>
-              <w:t xml:space="preserve">Methodology and methods</w:t>
+              <w:t xml:space="preserve">Scientific novelty</w:t>
             </w:r>
             <w:r>
               <w:tab/>
@@ -339,7 +293,7 @@
           </w:pPr>
           <w:hyperlink w:history="1" w:anchor="_Toc220">
             <w:r>
-              <w:t xml:space="preserve">Propositions submitted for defence</w:t>
+              <w:t xml:space="preserve">Theoretical and practical significance</w:t>
             </w:r>
             <w:r>
               <w:tab/>
@@ -362,7 +316,7 @@
           </w:pPr>
           <w:hyperlink w:history="1" w:anchor="_Toc221">
             <w:r>
-              <w:t xml:space="preserve">Reliability and approbation</w:t>
+              <w:t xml:space="preserve">Methodology and methods</w:t>
             </w:r>
             <w:r>
               <w:tab/>
@@ -385,7 +339,7 @@
           </w:pPr>
           <w:hyperlink w:history="1" w:anchor="_Toc222">
             <w:r>
-              <w:t xml:space="preserve">Structure of the work</w:t>
+              <w:t xml:space="preserve">Propositions submitted for defence</w:t>
             </w:r>
             <w:r>
               <w:tab/>
@@ -400,14 +354,15 @@
         </w:p>
         <w:p>
           <w:pPr>
-            <w:pStyle w:val="TOC1"/>
+            <w:pStyle w:val="TOC2"/>
             <w:tabs>
               <w:tab w:val="right" w:pos="9638" w:leader="dot"/>
             </w:tabs>
+            <w:ind w:left="220"/>
           </w:pPr>
           <w:hyperlink w:history="1" w:anchor="_Toc223">
             <w:r>
-              <w:t xml:space="preserve">2. Main content of the work</w:t>
+              <w:t xml:space="preserve">Reliability and approbation</w:t>
             </w:r>
             <w:r>
               <w:tab/>
@@ -430,7 +385,7 @@
           </w:pPr>
           <w:hyperlink w:history="1" w:anchor="_Toc224">
             <w:r>
-              <w:t xml:space="preserve">Chapter 1. Combat models and power indices: a critical review</w:t>
+              <w:t xml:space="preserve">Structure of the work</w:t>
             </w:r>
             <w:r>
               <w:tab/>
@@ -445,15 +400,14 @@
         </w:p>
         <w:p>
           <w:pPr>
-            <w:pStyle w:val="TOC2"/>
+            <w:pStyle w:val="TOC1"/>
             <w:tabs>
               <w:tab w:val="right" w:pos="9638" w:leader="dot"/>
             </w:tabs>
-            <w:ind w:left="220"/>
           </w:pPr>
           <w:hyperlink w:history="1" w:anchor="_Toc225">
             <w:r>
-              <w:t xml:space="preserve">Chapter 2. Military power index: construction</w:t>
+              <w:t xml:space="preserve">2. Main content of the work</w:t>
             </w:r>
             <w:r>
               <w:tab/>
@@ -476,7 +430,7 @@
           </w:pPr>
           <w:hyperlink w:history="1" w:anchor="_Toc226">
             <w:r>
-              <w:t xml:space="preserve">Chapter 3. Laws of combat on historical battles</w:t>
+              <w:t xml:space="preserve">Chapter 1. Combat models and power indices: a critical review</w:t>
             </w:r>
             <w:r>
               <w:tab/>
@@ -499,7 +453,7 @@
           </w:pPr>
           <w:hyperlink w:history="1" w:anchor="_Toc227">
             <w:r>
-              <w:t xml:space="preserve">Chapter 4. Validation against wars and model error</w:t>
+              <w:t xml:space="preserve">Chapter 2. Military power index: construction</w:t>
             </w:r>
             <w:r>
               <w:tab/>
@@ -522,7 +476,7 @@
           </w:pPr>
           <w:hyperlink w:history="1" w:anchor="_Toc228">
             <w:r>
-              <w:t xml:space="preserve">Chapter 5. Drones, salvoes and air defence</w:t>
+              <w:t xml:space="preserve">Chapter 3. Laws of combat on historical battles</w:t>
             </w:r>
             <w:r>
               <w:tab/>
@@ -545,7 +499,7 @@
           </w:pPr>
           <w:hyperlink w:history="1" w:anchor="_Toc229">
             <w:r>
-              <w:t xml:space="preserve">Chapter 6. Coalitions</w:t>
+              <w:t xml:space="preserve">Chapter 4. Validation against wars and model error</w:t>
             </w:r>
             <w:r>
               <w:tab/>
@@ -568,7 +522,7 @@
           </w:pPr>
           <w:hyperlink w:history="1" w:anchor="_Toc230">
             <w:r>
-              <w:t xml:space="preserve">Chapter 7. Flashpoint monitor</w:t>
+              <w:t xml:space="preserve">Chapter 5. Drones, salvoes and air defence</w:t>
             </w:r>
             <w:r>
               <w:tab/>
@@ -591,7 +545,7 @@
           </w:pPr>
           <w:hyperlink w:history="1" w:anchor="_Toc231">
             <w:r>
-              <w:t xml:space="preserve">Chapter 8. Expert panel and software suite</w:t>
+              <w:t xml:space="preserve">Chapter 6. Coalitions</w:t>
             </w:r>
             <w:r>
               <w:tab/>
@@ -606,14 +560,15 @@
         </w:p>
         <w:p>
           <w:pPr>
-            <w:pStyle w:val="TOC1"/>
+            <w:pStyle w:val="TOC2"/>
             <w:tabs>
               <w:tab w:val="right" w:pos="9638" w:leader="dot"/>
             </w:tabs>
+            <w:ind w:left="220"/>
           </w:pPr>
           <w:hyperlink w:history="1" w:anchor="_Toc232">
             <w:r>
-              <w:t xml:space="preserve">3. Conclusion</w:t>
+              <w:t xml:space="preserve">Chapter 7. Flashpoint monitor</w:t>
             </w:r>
             <w:r>
               <w:tab/>
@@ -628,14 +583,15 @@
         </w:p>
         <w:p>
           <w:pPr>
-            <w:pStyle w:val="TOC1"/>
+            <w:pStyle w:val="TOC2"/>
             <w:tabs>
               <w:tab w:val="right" w:pos="9638" w:leader="dot"/>
             </w:tabs>
+            <w:ind w:left="220"/>
           </w:pPr>
           <w:hyperlink w:history="1" w:anchor="_Toc233">
             <w:r>
-              <w:t xml:space="preserve">4. Competitive environment in the United States</w:t>
+              <w:t xml:space="preserve">Chapter 8. Expert panel and software suite</w:t>
             </w:r>
             <w:r>
               <w:tab/>
@@ -657,7 +613,7 @@
           </w:pPr>
           <w:hyperlink w:history="1" w:anchor="_Toc234">
             <w:r>
-              <w:t xml:space="preserve">Bibliography and sources</w:t>
+              <w:t xml:space="preserve">3. Conclusion</w:t>
             </w:r>
             <w:r>
               <w:tab/>
@@ -672,15 +628,14 @@
         </w:p>
         <w:p>
           <w:pPr>
-            <w:pStyle w:val="TOC2"/>
+            <w:pStyle w:val="TOC1"/>
             <w:tabs>
               <w:tab w:val="right" w:pos="9638" w:leader="dot"/>
             </w:tabs>
-            <w:ind w:left="220"/>
           </w:pPr>
           <w:hyperlink w:history="1" w:anchor="_Toc235">
             <w:r>
-              <w:t xml:space="preserve">A. Classical theory of combat</w:t>
+              <w:t xml:space="preserve">4. Competitive environment in the United States</w:t>
             </w:r>
             <w:r>
               <w:tab/>
@@ -695,15 +650,14 @@
         </w:p>
         <w:p>
           <w:pPr>
-            <w:pStyle w:val="TOC2"/>
+            <w:pStyle w:val="TOC1"/>
             <w:tabs>
               <w:tab w:val="right" w:pos="9638" w:leader="dot"/>
             </w:tabs>
-            <w:ind w:left="220"/>
           </w:pPr>
           <w:hyperlink w:history="1" w:anchor="_Toc236">
             <w:r>
-              <w:t xml:space="preserve">B. Validation of combat models on historical data</w:t>
+              <w:t xml:space="preserve">Bibliography and sources</w:t>
             </w:r>
             <w:r>
               <w:tab/>
@@ -726,7 +680,7 @@
           </w:pPr>
           <w:hyperlink w:history="1" w:anchor="_Toc237">
             <w:r>
-              <w:t xml:space="preserve">C. Military and national power indices</w:t>
+              <w:t xml:space="preserve">A. Classical theory of combat</w:t>
             </w:r>
             <w:r>
               <w:tab/>
@@ -749,7 +703,7 @@
           </w:pPr>
           <w:hyperlink w:history="1" w:anchor="_Toc238">
             <w:r>
-              <w:t xml:space="preserve">D. Drones, air defence and modern war</w:t>
+              <w:t xml:space="preserve">B. Validation of combat models on historical data</w:t>
             </w:r>
             <w:r>
               <w:tab/>
@@ -772,7 +726,7 @@
           </w:pPr>
           <w:hyperlink w:history="1" w:anchor="_Toc239">
             <w:r>
-              <w:t xml:space="preserve">E. Statistical and expert methods</w:t>
+              <w:t xml:space="preserve">C. Military and national power indices</w:t>
             </w:r>
             <w:r>
               <w:tab/>
@@ -795,7 +749,7 @@
           </w:pPr>
           <w:hyperlink w:history="1" w:anchor="_Toc240">
             <w:r>
-              <w:t xml:space="preserve">F. Data sources</w:t>
+              <w:t xml:space="preserve">D. Drones, air defence and modern war</w:t>
             </w:r>
             <w:r>
               <w:tab/>
@@ -818,7 +772,7 @@
           </w:pPr>
           <w:hyperlink w:history="1" w:anchor="_Toc241">
             <w:r>
-              <w:t xml:space="preserve">G. Chronicle of events and the competitive environment</w:t>
+              <w:t xml:space="preserve">E. Statistical and expert methods</w:t>
             </w:r>
             <w:r>
               <w:tab/>
@@ -826,6 +780,52 @@
             <w:r>
               <w:fldChar w:fldCharType="begin" w:dirty="true"/>
               <w:instrText xml:space="preserve">PAGEREF _Toc241 \h</w:instrText>
+              <w:fldChar w:fldCharType="separate"/>
+              <w:fldChar w:fldCharType="end"/>
+            </w:r>
+          </w:hyperlink>
+        </w:p>
+        <w:p>
+          <w:pPr>
+            <w:pStyle w:val="TOC2"/>
+            <w:tabs>
+              <w:tab w:val="right" w:pos="9638" w:leader="dot"/>
+            </w:tabs>
+            <w:ind w:left="220"/>
+          </w:pPr>
+          <w:hyperlink w:history="1" w:anchor="_Toc242">
+            <w:r>
+              <w:t xml:space="preserve">F. Data sources</w:t>
+            </w:r>
+            <w:r>
+              <w:tab/>
+            </w:r>
+            <w:r>
+              <w:fldChar w:fldCharType="begin" w:dirty="true"/>
+              <w:instrText xml:space="preserve">PAGEREF _Toc242 \h</w:instrText>
+              <w:fldChar w:fldCharType="separate"/>
+              <w:fldChar w:fldCharType="end"/>
+            </w:r>
+          </w:hyperlink>
+        </w:p>
+        <w:p>
+          <w:pPr>
+            <w:pStyle w:val="TOC2"/>
+            <w:tabs>
+              <w:tab w:val="right" w:pos="9638" w:leader="dot"/>
+            </w:tabs>
+            <w:ind w:left="220"/>
+          </w:pPr>
+          <w:hyperlink w:history="1" w:anchor="_Toc243">
+            <w:r>
+              <w:t xml:space="preserve">G. Chronicle of events and the competitive environment</w:t>
+            </w:r>
+            <w:r>
+              <w:tab/>
+            </w:r>
+            <w:r>
+              <w:fldChar w:fldCharType="begin" w:dirty="true"/>
+              <w:instrText xml:space="preserve">PAGEREF _Toc243 \h</w:instrText>
               <w:fldChar w:fldCharType="separate"/>
               <w:fldChar w:fldCharType="end"/>
             </w:r>
@@ -856,11 +856,11 @@
         <w:pStyle w:val="Heading1"/>
         <w:pageBreakBefore/>
       </w:pPr>
-      <w:bookmarkStart w:name="_Toc211" w:id="211"/>
+      <w:bookmarkStart w:name="_Toc213" w:id="213"/>
       <w:r>
         <w:t xml:space="preserve">For the executive and the investor: a one-page summary</w:t>
       </w:r>
-      <w:bookmarkEnd w:id="211"/>
+      <w:bookmarkEnd w:id="213"/>
     </w:p>
     <w:p>
       <w:pPr>
@@ -1528,21 +1528,21 @@
         <w:pStyle w:val="Heading1"/>
         <w:pageBreakBefore/>
       </w:pPr>
-      <w:bookmarkStart w:name="_Toc212" w:id="212"/>
+      <w:bookmarkStart w:name="_Toc214" w:id="214"/>
       <w:r>
         <w:t xml:space="preserve">1. General description of the work</w:t>
       </w:r>
-      <w:bookmarkEnd w:id="212"/>
+      <w:bookmarkEnd w:id="214"/>
     </w:p>
     <w:p>
       <w:pPr>
         <w:pStyle w:val="Heading2"/>
       </w:pPr>
-      <w:bookmarkStart w:name="_Toc213" w:id="213"/>
+      <w:bookmarkStart w:name="_Toc215" w:id="215"/>
       <w:r>
         <w:t xml:space="preserve">Relevance of the topic</w:t>
       </w:r>
-      <w:bookmarkEnd w:id="213"/>
+      <w:bookmarkEnd w:id="215"/>
     </w:p>
     <w:p>
       <w:pPr>
@@ -1576,11 +1576,11 @@
       <w:pPr>
         <w:pStyle w:val="Heading2"/>
       </w:pPr>
-      <w:bookmarkStart w:name="_Toc214" w:id="214"/>
+      <w:bookmarkStart w:name="_Toc216" w:id="216"/>
       <w:r>
         <w:t xml:space="preserve">Degree of elaboration of the problem</w:t>
       </w:r>
-      <w:bookmarkEnd w:id="214"/>
+      <w:bookmarkEnd w:id="216"/>
     </w:p>
     <w:p>
       <w:pPr>
@@ -1595,11 +1595,11 @@
       <w:pPr>
         <w:pStyle w:val="Heading2"/>
       </w:pPr>
-      <w:bookmarkStart w:name="_Toc215" w:id="215"/>
+      <w:bookmarkStart w:name="_Toc217" w:id="217"/>
       <w:r>
         <w:t xml:space="preserve">Aim and objectives</w:t>
       </w:r>
-      <w:bookmarkEnd w:id="215"/>
+      <w:bookmarkEnd w:id="217"/>
     </w:p>
     <w:p>
       <w:pPr>
@@ -1699,11 +1699,11 @@
       <w:pPr>
         <w:pStyle w:val="Heading2"/>
       </w:pPr>
-      <w:bookmarkStart w:name="_Toc216" w:id="216"/>
+      <w:bookmarkStart w:name="_Toc218" w:id="218"/>
       <w:r>
         <w:t xml:space="preserve">Object and subject of research</w:t>
       </w:r>
-      <w:bookmarkEnd w:id="216"/>
+      <w:bookmarkEnd w:id="218"/>
     </w:p>
     <w:p>
       <w:pPr>
@@ -1735,11 +1735,11 @@
       <w:pPr>
         <w:pStyle w:val="Heading2"/>
       </w:pPr>
-      <w:bookmarkStart w:name="_Toc217" w:id="217"/>
+      <w:bookmarkStart w:name="_Toc219" w:id="219"/>
       <w:r>
         <w:t xml:space="preserve">Scientific novelty</w:t>
       </w:r>
-      <w:bookmarkEnd w:id="217"/>
+      <w:bookmarkEnd w:id="219"/>
     </w:p>
     <w:p>
       <w:pPr>
@@ -1895,11 +1895,11 @@
       <w:pPr>
         <w:pStyle w:val="Heading2"/>
       </w:pPr>
-      <w:bookmarkStart w:name="_Toc218" w:id="218"/>
+      <w:bookmarkStart w:name="_Toc220" w:id="220"/>
       <w:r>
         <w:t xml:space="preserve">Theoretical and practical significance</w:t>
       </w:r>
-      <w:bookmarkEnd w:id="218"/>
+      <w:bookmarkEnd w:id="220"/>
     </w:p>
     <w:p>
       <w:pPr>
@@ -1914,11 +1914,11 @@
       <w:pPr>
         <w:pStyle w:val="Heading2"/>
       </w:pPr>
-      <w:bookmarkStart w:name="_Toc219" w:id="219"/>
+      <w:bookmarkStart w:name="_Toc221" w:id="221"/>
       <w:r>
         <w:t xml:space="preserve">Methodology and methods</w:t>
       </w:r>
-      <w:bookmarkEnd w:id="219"/>
+      <w:bookmarkEnd w:id="221"/>
     </w:p>
     <w:p>
       <w:pPr>
@@ -1943,11 +1943,11 @@
       <w:pPr>
         <w:pStyle w:val="Heading2"/>
       </w:pPr>
-      <w:bookmarkStart w:name="_Toc220" w:id="220"/>
+      <w:bookmarkStart w:name="_Toc222" w:id="222"/>
       <w:r>
         <w:t xml:space="preserve">Propositions submitted for defence</w:t>
       </w:r>
-      <w:bookmarkEnd w:id="220"/>
+      <w:bookmarkEnd w:id="222"/>
     </w:p>
     <w:p>
       <w:pPr>
@@ -2031,11 +2031,11 @@
       <w:pPr>
         <w:pStyle w:val="Heading2"/>
       </w:pPr>
-      <w:bookmarkStart w:name="_Toc221" w:id="221"/>
+      <w:bookmarkStart w:name="_Toc223" w:id="223"/>
       <w:r>
         <w:t xml:space="preserve">Reliability and approbation</w:t>
       </w:r>
-      <w:bookmarkEnd w:id="221"/>
+      <w:bookmarkEnd w:id="223"/>
     </w:p>
     <w:p>
       <w:pPr>
@@ -2050,11 +2050,11 @@
       <w:pPr>
         <w:pStyle w:val="Heading2"/>
       </w:pPr>
-      <w:bookmarkStart w:name="_Toc222" w:id="222"/>
+      <w:bookmarkStart w:name="_Toc224" w:id="224"/>
       <w:r>
         <w:t xml:space="preserve">Structure of the work</w:t>
       </w:r>
-      <w:bookmarkEnd w:id="222"/>
+      <w:bookmarkEnd w:id="224"/>
     </w:p>
     <w:p>
       <w:pPr>
@@ -2070,21 +2070,21 @@
         <w:pStyle w:val="Heading1"/>
         <w:pageBreakBefore/>
       </w:pPr>
-      <w:bookmarkStart w:name="_Toc223" w:id="223"/>
+      <w:bookmarkStart w:name="_Toc225" w:id="225"/>
       <w:r>
         <w:t xml:space="preserve">2. Main content of the work</w:t>
       </w:r>
-      <w:bookmarkEnd w:id="223"/>
+      <w:bookmarkEnd w:id="225"/>
     </w:p>
     <w:p>
       <w:pPr>
         <w:pStyle w:val="Heading2"/>
       </w:pPr>
-      <w:bookmarkStart w:name="_Toc224" w:id="224"/>
+      <w:bookmarkStart w:name="_Toc226" w:id="226"/>
       <w:r>
         <w:t xml:space="preserve">Chapter 1. Combat models and power indices: a critical review</w:t>
       </w:r>
-      <w:bookmarkEnd w:id="224"/>
+      <w:bookmarkEnd w:id="226"/>
     </w:p>
     <w:p>
       <w:pPr>
@@ -2099,11 +2099,11 @@
       <w:pPr>
         <w:pStyle w:val="Heading2"/>
       </w:pPr>
-      <w:bookmarkStart w:name="_Toc225" w:id="225"/>
+      <w:bookmarkStart w:name="_Toc227" w:id="227"/>
       <w:r>
         <w:t xml:space="preserve">Chapter 2. Military power index: construction</w:t>
       </w:r>
-      <w:bookmarkEnd w:id="225"/>
+      <w:bookmarkEnd w:id="227"/>
     </w:p>
     <w:p>
       <w:pPr>
@@ -2280,11 +2280,11 @@
       <w:pPr>
         <w:pStyle w:val="Heading2"/>
       </w:pPr>
-      <w:bookmarkStart w:name="_Toc226" w:id="226"/>
+      <w:bookmarkStart w:name="_Toc228" w:id="228"/>
       <w:r>
         <w:t xml:space="preserve">Chapter 3. Laws of combat on historical battles</w:t>
       </w:r>
-      <w:bookmarkEnd w:id="226"/>
+      <w:bookmarkEnd w:id="228"/>
     </w:p>
     <w:p>
       <w:pPr>
@@ -3326,11 +3326,11 @@
       <w:pPr>
         <w:pStyle w:val="Heading2"/>
       </w:pPr>
-      <w:bookmarkStart w:name="_Toc227" w:id="227"/>
+      <w:bookmarkStart w:name="_Toc229" w:id="229"/>
       <w:r>
         <w:t xml:space="preserve">Chapter 4. Validation against wars and model error</w:t>
       </w:r>
-      <w:bookmarkEnd w:id="227"/>
+      <w:bookmarkEnd w:id="229"/>
     </w:p>
     <w:p>
       <w:pPr>
@@ -3442,11 +3442,11 @@
       <w:pPr>
         <w:pStyle w:val="Heading2"/>
       </w:pPr>
-      <w:bookmarkStart w:name="_Toc228" w:id="228"/>
+      <w:bookmarkStart w:name="_Toc230" w:id="230"/>
       <w:r>
         <w:t xml:space="preserve">Chapter 5. Drones, salvoes and air defence</w:t>
       </w:r>
-      <w:bookmarkEnd w:id="228"/>
+      <w:bookmarkEnd w:id="230"/>
     </w:p>
     <w:p>
       <w:pPr>
@@ -3546,11 +3546,11 @@
       <w:pPr>
         <w:pStyle w:val="Heading2"/>
       </w:pPr>
-      <w:bookmarkStart w:name="_Toc229" w:id="229"/>
+      <w:bookmarkStart w:name="_Toc231" w:id="231"/>
       <w:r>
         <w:t xml:space="preserve">Chapter 6. Coalitions</w:t>
       </w:r>
-      <w:bookmarkEnd w:id="229"/>
+      <w:bookmarkEnd w:id="231"/>
     </w:p>
     <w:p>
       <w:pPr>
@@ -3582,11 +3582,11 @@
       <w:pPr>
         <w:pStyle w:val="Heading2"/>
       </w:pPr>
-      <w:bookmarkStart w:name="_Toc230" w:id="230"/>
+      <w:bookmarkStart w:name="_Toc232" w:id="232"/>
       <w:r>
         <w:t xml:space="preserve">Chapter 7. Flashpoint monitor</w:t>
       </w:r>
-      <w:bookmarkEnd w:id="230"/>
+      <w:bookmarkEnd w:id="232"/>
     </w:p>
     <w:p>
       <w:pPr>
@@ -3611,11 +3611,11 @@
       <w:pPr>
         <w:pStyle w:val="Heading2"/>
       </w:pPr>
-      <w:bookmarkStart w:name="_Toc231" w:id="231"/>
+      <w:bookmarkStart w:name="_Toc233" w:id="233"/>
       <w:r>
         <w:t xml:space="preserve">Chapter 8. Expert panel and software suite</w:t>
       </w:r>
-      <w:bookmarkEnd w:id="231"/>
+      <w:bookmarkEnd w:id="233"/>
     </w:p>
     <w:p>
       <w:pPr>
@@ -3654,11 +3654,11 @@
         <w:pStyle w:val="Heading1"/>
         <w:pageBreakBefore/>
       </w:pPr>
-      <w:bookmarkStart w:name="_Toc232" w:id="232"/>
+      <w:bookmarkStart w:name="_Toc234" w:id="234"/>
       <w:r>
         <w:t xml:space="preserve">3. Conclusion</w:t>
       </w:r>
-      <w:bookmarkEnd w:id="232"/>
+      <w:bookmarkEnd w:id="234"/>
     </w:p>
     <w:p>
       <w:pPr>
@@ -3841,11 +3841,11 @@
         <w:pStyle w:val="Heading1"/>
         <w:pageBreakBefore/>
       </w:pPr>
-      <w:bookmarkStart w:name="_Toc233" w:id="233"/>
+      <w:bookmarkStart w:name="_Toc235" w:id="235"/>
       <w:r>
         <w:t xml:space="preserve">4. Competitive environment in the United States</w:t>
       </w:r>
-      <w:bookmarkEnd w:id="233"/>
+      <w:bookmarkEnd w:id="235"/>
     </w:p>
     <w:p>
       <w:pPr>
@@ -5618,21 +5618,21 @@
         <w:pStyle w:val="Heading1"/>
         <w:pageBreakBefore/>
       </w:pPr>
-      <w:bookmarkStart w:name="_Toc234" w:id="234"/>
+      <w:bookmarkStart w:name="_Toc236" w:id="236"/>
       <w:r>
         <w:t xml:space="preserve">Bibliography and sources</w:t>
       </w:r>
-      <w:bookmarkEnd w:id="234"/>
+      <w:bookmarkEnd w:id="236"/>
     </w:p>
     <w:p>
       <w:pPr>
         <w:pStyle w:val="Heading2"/>
       </w:pPr>
-      <w:bookmarkStart w:name="_Toc235" w:id="235"/>
+      <w:bookmarkStart w:name="_Toc237" w:id="237"/>
       <w:r>
         <w:t xml:space="preserve">A. Classical theory of combat</w:t>
       </w:r>
-      <w:bookmarkEnd w:id="235"/>
+      <w:bookmarkEnd w:id="237"/>
     </w:p>
     <w:p>
       <w:pPr>
@@ -5818,11 +5818,11 @@
       <w:pPr>
         <w:pStyle w:val="Heading2"/>
       </w:pPr>
-      <w:bookmarkStart w:name="_Toc236" w:id="236"/>
+      <w:bookmarkStart w:name="_Toc238" w:id="238"/>
       <w:r>
         <w:t xml:space="preserve">B. Validation of combat models on historical data</w:t>
       </w:r>
-      <w:bookmarkEnd w:id="236"/>
+      <w:bookmarkEnd w:id="238"/>
     </w:p>
     <w:p>
       <w:pPr>
@@ -5958,11 +5958,11 @@
       <w:pPr>
         <w:pStyle w:val="Heading2"/>
       </w:pPr>
-      <w:bookmarkStart w:name="_Toc237" w:id="237"/>
+      <w:bookmarkStart w:name="_Toc239" w:id="239"/>
       <w:r>
         <w:t xml:space="preserve">C. Military and national power indices</w:t>
       </w:r>
-      <w:bookmarkEnd w:id="237"/>
+      <w:bookmarkEnd w:id="239"/>
     </w:p>
     <w:p>
       <w:pPr>
@@ -6118,11 +6118,11 @@
       <w:pPr>
         <w:pStyle w:val="Heading2"/>
       </w:pPr>
-      <w:bookmarkStart w:name="_Toc238" w:id="238"/>
+      <w:bookmarkStart w:name="_Toc240" w:id="240"/>
       <w:r>
         <w:t xml:space="preserve">D. Drones, air defence and modern war</w:t>
       </w:r>
-      <w:bookmarkEnd w:id="238"/>
+      <w:bookmarkEnd w:id="240"/>
     </w:p>
     <w:p>
       <w:pPr>
@@ -6248,11 +6248,11 @@
       <w:pPr>
         <w:pStyle w:val="Heading2"/>
       </w:pPr>
-      <w:bookmarkStart w:name="_Toc239" w:id="239"/>
+      <w:bookmarkStart w:name="_Toc241" w:id="241"/>
       <w:r>
         <w:t xml:space="preserve">E. Statistical and expert methods</w:t>
       </w:r>
-      <w:bookmarkEnd w:id="239"/>
+      <w:bookmarkEnd w:id="241"/>
     </w:p>
     <w:p>
       <w:pPr>
@@ -6318,11 +6318,11 @@
       <w:pPr>
         <w:pStyle w:val="Heading2"/>
       </w:pPr>
-      <w:bookmarkStart w:name="_Toc240" w:id="240"/>
+      <w:bookmarkStart w:name="_Toc242" w:id="242"/>
       <w:r>
         <w:t xml:space="preserve">F. Data sources</w:t>
       </w:r>
-      <w:bookmarkEnd w:id="240"/>
+      <w:bookmarkEnd w:id="242"/>
     </w:p>
     <w:p>
       <w:pPr>
@@ -6488,11 +6488,11 @@
       <w:pPr>
         <w:pStyle w:val="Heading2"/>
       </w:pPr>
-      <w:bookmarkStart w:name="_Toc241" w:id="241"/>
+      <w:bookmarkStart w:name="_Toc243" w:id="243"/>
       <w:r>
         <w:t xml:space="preserve">G. Chronicle of events and the competitive environment</w:t>
       </w:r>
-      <w:bookmarkEnd w:id="241"/>
+      <w:bookmarkEnd w:id="243"/>
     </w:p>
     <w:p>
       <w:pPr>

--- a/docs/09_Dissertation_abstract_EN.docx
+++ b/docs/09_Dissertation_abstract_EN.docx
@@ -131,7 +131,7 @@
             <w:instrText xml:space="preserve">TOC \h \o "1-2"</w:instrText>
             <w:fldChar w:fldCharType="separate"/>
           </w:r>
-          <w:hyperlink w:history="1" w:anchor="_Toc213">
+          <w:hyperlink w:history="1" w:anchor="_Toc214">
             <w:r>
               <w:t xml:space="preserve">For the executive and the investor: a one-page summary</w:t>
             </w:r>
@@ -140,7 +140,7 @@
             </w:r>
             <w:r>
               <w:fldChar w:fldCharType="begin" w:dirty="true"/>
-              <w:instrText xml:space="preserve">PAGEREF _Toc213 \h</w:instrText>
+              <w:instrText xml:space="preserve">PAGEREF _Toc214 \h</w:instrText>
               <w:fldChar w:fldCharType="separate"/>
               <w:fldChar w:fldCharType="end"/>
             </w:r>
@@ -153,32 +153,9 @@
               <w:tab w:val="right" w:pos="9638" w:leader="dot"/>
             </w:tabs>
           </w:pPr>
-          <w:hyperlink w:history="1" w:anchor="_Toc214">
+          <w:hyperlink w:history="1" w:anchor="_Toc215">
             <w:r>
               <w:t xml:space="preserve">1. General description of the work</w:t>
-            </w:r>
-            <w:r>
-              <w:tab/>
-            </w:r>
-            <w:r>
-              <w:fldChar w:fldCharType="begin" w:dirty="true"/>
-              <w:instrText xml:space="preserve">PAGEREF _Toc214 \h</w:instrText>
-              <w:fldChar w:fldCharType="separate"/>
-              <w:fldChar w:fldCharType="end"/>
-            </w:r>
-          </w:hyperlink>
-        </w:p>
-        <w:p>
-          <w:pPr>
-            <w:pStyle w:val="TOC2"/>
-            <w:tabs>
-              <w:tab w:val="right" w:pos="9638" w:leader="dot"/>
-            </w:tabs>
-            <w:ind w:left="220"/>
-          </w:pPr>
-          <w:hyperlink w:history="1" w:anchor="_Toc215">
-            <w:r>
-              <w:t xml:space="preserve">Relevance of the topic</w:t>
             </w:r>
             <w:r>
               <w:tab/>
@@ -201,7 +178,7 @@
           </w:pPr>
           <w:hyperlink w:history="1" w:anchor="_Toc216">
             <w:r>
-              <w:t xml:space="preserve">Degree of elaboration of the problem</w:t>
+              <w:t xml:space="preserve">Relevance of the topic</w:t>
             </w:r>
             <w:r>
               <w:tab/>
@@ -224,7 +201,7 @@
           </w:pPr>
           <w:hyperlink w:history="1" w:anchor="_Toc217">
             <w:r>
-              <w:t xml:space="preserve">Aim and objectives</w:t>
+              <w:t xml:space="preserve">Degree of elaboration of the problem</w:t>
             </w:r>
             <w:r>
               <w:tab/>
@@ -247,7 +224,7 @@
           </w:pPr>
           <w:hyperlink w:history="1" w:anchor="_Toc218">
             <w:r>
-              <w:t xml:space="preserve">Object and subject of research</w:t>
+              <w:t xml:space="preserve">Aim and objectives</w:t>
             </w:r>
             <w:r>
               <w:tab/>
@@ -270,7 +247,7 @@
           </w:pPr>
           <w:hyperlink w:history="1" w:anchor="_Toc219">
             <w:r>
-              <w:t xml:space="preserve">Scientific novelty</w:t>
+              <w:t xml:space="preserve">Object and subject of research</w:t>
             </w:r>
             <w:r>
               <w:tab/>
@@ -293,7 +270,7 @@
           </w:pPr>
           <w:hyperlink w:history="1" w:anchor="_Toc220">
             <w:r>
-              <w:t xml:space="preserve">Theoretical and practical significance</w:t>
+              <w:t xml:space="preserve">Scientific novelty</w:t>
             </w:r>
             <w:r>
               <w:tab/>
@@ -316,7 +293,7 @@
           </w:pPr>
           <w:hyperlink w:history="1" w:anchor="_Toc221">
             <w:r>
-              <w:t xml:space="preserve">Methodology and methods</w:t>
+              <w:t xml:space="preserve">Theoretical and practical significance</w:t>
             </w:r>
             <w:r>
               <w:tab/>
@@ -339,7 +316,7 @@
           </w:pPr>
           <w:hyperlink w:history="1" w:anchor="_Toc222">
             <w:r>
-              <w:t xml:space="preserve">Propositions submitted for defence</w:t>
+              <w:t xml:space="preserve">Methodology and methods</w:t>
             </w:r>
             <w:r>
               <w:tab/>
@@ -362,7 +339,7 @@
           </w:pPr>
           <w:hyperlink w:history="1" w:anchor="_Toc223">
             <w:r>
-              <w:t xml:space="preserve">Reliability and approbation</w:t>
+              <w:t xml:space="preserve">Propositions submitted for defence</w:t>
             </w:r>
             <w:r>
               <w:tab/>
@@ -385,7 +362,7 @@
           </w:pPr>
           <w:hyperlink w:history="1" w:anchor="_Toc224">
             <w:r>
-              <w:t xml:space="preserve">Structure of the work</w:t>
+              <w:t xml:space="preserve">Reliability and approbation</w:t>
             </w:r>
             <w:r>
               <w:tab/>
@@ -393,28 +370,6 @@
             <w:r>
               <w:fldChar w:fldCharType="begin" w:dirty="true"/>
               <w:instrText xml:space="preserve">PAGEREF _Toc224 \h</w:instrText>
-              <w:fldChar w:fldCharType="separate"/>
-              <w:fldChar w:fldCharType="end"/>
-            </w:r>
-          </w:hyperlink>
-        </w:p>
-        <w:p>
-          <w:pPr>
-            <w:pStyle w:val="TOC1"/>
-            <w:tabs>
-              <w:tab w:val="right" w:pos="9638" w:leader="dot"/>
-            </w:tabs>
-          </w:pPr>
-          <w:hyperlink w:history="1" w:anchor="_Toc225">
-            <w:r>
-              <w:t xml:space="preserve">2. Main content of the work</w:t>
-            </w:r>
-            <w:r>
-              <w:tab/>
-            </w:r>
-            <w:r>
-              <w:fldChar w:fldCharType="begin" w:dirty="true"/>
-              <w:instrText xml:space="preserve">PAGEREF _Toc225 \h</w:instrText>
               <w:fldChar w:fldCharType="separate"/>
               <w:fldChar w:fldCharType="end"/>
             </w:r>
@@ -428,9 +383,31 @@
             </w:tabs>
             <w:ind w:left="220"/>
           </w:pPr>
+          <w:hyperlink w:history="1" w:anchor="_Toc225">
+            <w:r>
+              <w:t xml:space="preserve">Structure of the work</w:t>
+            </w:r>
+            <w:r>
+              <w:tab/>
+            </w:r>
+            <w:r>
+              <w:fldChar w:fldCharType="begin" w:dirty="true"/>
+              <w:instrText xml:space="preserve">PAGEREF _Toc225 \h</w:instrText>
+              <w:fldChar w:fldCharType="separate"/>
+              <w:fldChar w:fldCharType="end"/>
+            </w:r>
+          </w:hyperlink>
+        </w:p>
+        <w:p>
+          <w:pPr>
+            <w:pStyle w:val="TOC1"/>
+            <w:tabs>
+              <w:tab w:val="right" w:pos="9638" w:leader="dot"/>
+            </w:tabs>
+          </w:pPr>
           <w:hyperlink w:history="1" w:anchor="_Toc226">
             <w:r>
-              <w:t xml:space="preserve">Chapter 1. Combat models and power indices: a critical review</w:t>
+              <w:t xml:space="preserve">2. Main content of the work</w:t>
             </w:r>
             <w:r>
               <w:tab/>
@@ -453,7 +430,7 @@
           </w:pPr>
           <w:hyperlink w:history="1" w:anchor="_Toc227">
             <w:r>
-              <w:t xml:space="preserve">Chapter 2. Military power index: construction</w:t>
+              <w:t xml:space="preserve">Chapter 1. Combat models and power indices: a critical review</w:t>
             </w:r>
             <w:r>
               <w:tab/>
@@ -476,7 +453,7 @@
           </w:pPr>
           <w:hyperlink w:history="1" w:anchor="_Toc228">
             <w:r>
-              <w:t xml:space="preserve">Chapter 3. Laws of combat on historical battles</w:t>
+              <w:t xml:space="preserve">Chapter 2. Military power index: construction</w:t>
             </w:r>
             <w:r>
               <w:tab/>
@@ -499,7 +476,7 @@
           </w:pPr>
           <w:hyperlink w:history="1" w:anchor="_Toc229">
             <w:r>
-              <w:t xml:space="preserve">Chapter 4. Validation against wars and model error</w:t>
+              <w:t xml:space="preserve">Chapter 3. Laws of combat on historical battles</w:t>
             </w:r>
             <w:r>
               <w:tab/>
@@ -522,7 +499,7 @@
           </w:pPr>
           <w:hyperlink w:history="1" w:anchor="_Toc230">
             <w:r>
-              <w:t xml:space="preserve">Chapter 5. Drones, salvoes and air defence</w:t>
+              <w:t xml:space="preserve">Chapter 4. Validation against wars and model error</w:t>
             </w:r>
             <w:r>
               <w:tab/>
@@ -545,7 +522,7 @@
           </w:pPr>
           <w:hyperlink w:history="1" w:anchor="_Toc231">
             <w:r>
-              <w:t xml:space="preserve">Chapter 6. Coalitions</w:t>
+              <w:t xml:space="preserve">Chapter 5. Drones, salvoes and air defence</w:t>
             </w:r>
             <w:r>
               <w:tab/>
@@ -568,7 +545,7 @@
           </w:pPr>
           <w:hyperlink w:history="1" w:anchor="_Toc232">
             <w:r>
-              <w:t xml:space="preserve">Chapter 7. Flashpoint monitor</w:t>
+              <w:t xml:space="preserve">Chapter 6. Coalitions</w:t>
             </w:r>
             <w:r>
               <w:tab/>
@@ -591,7 +568,7 @@
           </w:pPr>
           <w:hyperlink w:history="1" w:anchor="_Toc233">
             <w:r>
-              <w:t xml:space="preserve">Chapter 8. Expert panel and software suite</w:t>
+              <w:t xml:space="preserve">Chapter 7. Flashpoint monitor</w:t>
             </w:r>
             <w:r>
               <w:tab/>
@@ -606,14 +583,15 @@
         </w:p>
         <w:p>
           <w:pPr>
-            <w:pStyle w:val="TOC1"/>
+            <w:pStyle w:val="TOC2"/>
             <w:tabs>
               <w:tab w:val="right" w:pos="9638" w:leader="dot"/>
             </w:tabs>
+            <w:ind w:left="220"/>
           </w:pPr>
           <w:hyperlink w:history="1" w:anchor="_Toc234">
             <w:r>
-              <w:t xml:space="preserve">3. Conclusion</w:t>
+              <w:t xml:space="preserve">Chapter 8. Expert panel and software suite</w:t>
             </w:r>
             <w:r>
               <w:tab/>
@@ -635,7 +613,7 @@
           </w:pPr>
           <w:hyperlink w:history="1" w:anchor="_Toc235">
             <w:r>
-              <w:t xml:space="preserve">4. Competitive environment in the United States</w:t>
+              <w:t xml:space="preserve">3. Conclusion</w:t>
             </w:r>
             <w:r>
               <w:tab/>
@@ -657,7 +635,7 @@
           </w:pPr>
           <w:hyperlink w:history="1" w:anchor="_Toc236">
             <w:r>
-              <w:t xml:space="preserve">Bibliography and sources</w:t>
+              <w:t xml:space="preserve">4. Competitive environment in the United States</w:t>
             </w:r>
             <w:r>
               <w:tab/>
@@ -672,15 +650,14 @@
         </w:p>
         <w:p>
           <w:pPr>
-            <w:pStyle w:val="TOC2"/>
+            <w:pStyle w:val="TOC1"/>
             <w:tabs>
               <w:tab w:val="right" w:pos="9638" w:leader="dot"/>
             </w:tabs>
-            <w:ind w:left="220"/>
           </w:pPr>
           <w:hyperlink w:history="1" w:anchor="_Toc237">
             <w:r>
-              <w:t xml:space="preserve">A. Classical theory of combat</w:t>
+              <w:t xml:space="preserve">Bibliography and sources</w:t>
             </w:r>
             <w:r>
               <w:tab/>
@@ -703,7 +680,7 @@
           </w:pPr>
           <w:hyperlink w:history="1" w:anchor="_Toc238">
             <w:r>
-              <w:t xml:space="preserve">B. Validation of combat models on historical data</w:t>
+              <w:t xml:space="preserve">A. Classical theory of combat</w:t>
             </w:r>
             <w:r>
               <w:tab/>
@@ -726,7 +703,7 @@
           </w:pPr>
           <w:hyperlink w:history="1" w:anchor="_Toc239">
             <w:r>
-              <w:t xml:space="preserve">C. Military and national power indices</w:t>
+              <w:t xml:space="preserve">B. Validation of combat models on historical data</w:t>
             </w:r>
             <w:r>
               <w:tab/>
@@ -749,7 +726,7 @@
           </w:pPr>
           <w:hyperlink w:history="1" w:anchor="_Toc240">
             <w:r>
-              <w:t xml:space="preserve">D. Drones, air defence and modern war</w:t>
+              <w:t xml:space="preserve">C. Military and national power indices</w:t>
             </w:r>
             <w:r>
               <w:tab/>
@@ -772,7 +749,7 @@
           </w:pPr>
           <w:hyperlink w:history="1" w:anchor="_Toc241">
             <w:r>
-              <w:t xml:space="preserve">E. Statistical and expert methods</w:t>
+              <w:t xml:space="preserve">D. Drones, air defence and modern war</w:t>
             </w:r>
             <w:r>
               <w:tab/>
@@ -795,7 +772,7 @@
           </w:pPr>
           <w:hyperlink w:history="1" w:anchor="_Toc242">
             <w:r>
-              <w:t xml:space="preserve">F. Data sources</w:t>
+              <w:t xml:space="preserve">E. Statistical and expert methods</w:t>
             </w:r>
             <w:r>
               <w:tab/>
@@ -818,7 +795,7 @@
           </w:pPr>
           <w:hyperlink w:history="1" w:anchor="_Toc243">
             <w:r>
-              <w:t xml:space="preserve">G. Chronicle of events and the competitive environment</w:t>
+              <w:t xml:space="preserve">F. Data sources</w:t>
             </w:r>
             <w:r>
               <w:tab/>
@@ -826,6 +803,29 @@
             <w:r>
               <w:fldChar w:fldCharType="begin" w:dirty="true"/>
               <w:instrText xml:space="preserve">PAGEREF _Toc243 \h</w:instrText>
+              <w:fldChar w:fldCharType="separate"/>
+              <w:fldChar w:fldCharType="end"/>
+            </w:r>
+          </w:hyperlink>
+        </w:p>
+        <w:p>
+          <w:pPr>
+            <w:pStyle w:val="TOC2"/>
+            <w:tabs>
+              <w:tab w:val="right" w:pos="9638" w:leader="dot"/>
+            </w:tabs>
+            <w:ind w:left="220"/>
+          </w:pPr>
+          <w:hyperlink w:history="1" w:anchor="_Toc244">
+            <w:r>
+              <w:t xml:space="preserve">G. Chronicle of events and the competitive environment</w:t>
+            </w:r>
+            <w:r>
+              <w:tab/>
+            </w:r>
+            <w:r>
+              <w:fldChar w:fldCharType="begin" w:dirty="true"/>
+              <w:instrText xml:space="preserve">PAGEREF _Toc244 \h</w:instrText>
               <w:fldChar w:fldCharType="separate"/>
               <w:fldChar w:fldCharType="end"/>
             </w:r>
@@ -856,11 +856,11 @@
         <w:pStyle w:val="Heading1"/>
         <w:pageBreakBefore/>
       </w:pPr>
-      <w:bookmarkStart w:name="_Toc213" w:id="213"/>
+      <w:bookmarkStart w:name="_Toc214" w:id="214"/>
       <w:r>
         <w:t xml:space="preserve">For the executive and the investor: a one-page summary</w:t>
       </w:r>
-      <w:bookmarkEnd w:id="213"/>
+      <w:bookmarkEnd w:id="214"/>
     </w:p>
     <w:p>
       <w:pPr>
@@ -1528,21 +1528,21 @@
         <w:pStyle w:val="Heading1"/>
         <w:pageBreakBefore/>
       </w:pPr>
-      <w:bookmarkStart w:name="_Toc214" w:id="214"/>
+      <w:bookmarkStart w:name="_Toc215" w:id="215"/>
       <w:r>
         <w:t xml:space="preserve">1. General description of the work</w:t>
       </w:r>
-      <w:bookmarkEnd w:id="214"/>
+      <w:bookmarkEnd w:id="215"/>
     </w:p>
     <w:p>
       <w:pPr>
         <w:pStyle w:val="Heading2"/>
       </w:pPr>
-      <w:bookmarkStart w:name="_Toc215" w:id="215"/>
+      <w:bookmarkStart w:name="_Toc216" w:id="216"/>
       <w:r>
         <w:t xml:space="preserve">Relevance of the topic</w:t>
       </w:r>
-      <w:bookmarkEnd w:id="215"/>
+      <w:bookmarkEnd w:id="216"/>
     </w:p>
     <w:p>
       <w:pPr>
@@ -1576,11 +1576,11 @@
       <w:pPr>
         <w:pStyle w:val="Heading2"/>
       </w:pPr>
-      <w:bookmarkStart w:name="_Toc216" w:id="216"/>
+      <w:bookmarkStart w:name="_Toc217" w:id="217"/>
       <w:r>
         <w:t xml:space="preserve">Degree of elaboration of the problem</w:t>
       </w:r>
-      <w:bookmarkEnd w:id="216"/>
+      <w:bookmarkEnd w:id="217"/>
     </w:p>
     <w:p>
       <w:pPr>
@@ -1595,11 +1595,11 @@
       <w:pPr>
         <w:pStyle w:val="Heading2"/>
       </w:pPr>
-      <w:bookmarkStart w:name="_Toc217" w:id="217"/>
+      <w:bookmarkStart w:name="_Toc218" w:id="218"/>
       <w:r>
         <w:t xml:space="preserve">Aim and objectives</w:t>
       </w:r>
-      <w:bookmarkEnd w:id="217"/>
+      <w:bookmarkEnd w:id="218"/>
     </w:p>
     <w:p>
       <w:pPr>
@@ -1699,11 +1699,11 @@
       <w:pPr>
         <w:pStyle w:val="Heading2"/>
       </w:pPr>
-      <w:bookmarkStart w:name="_Toc218" w:id="218"/>
+      <w:bookmarkStart w:name="_Toc219" w:id="219"/>
       <w:r>
         <w:t xml:space="preserve">Object and subject of research</w:t>
       </w:r>
-      <w:bookmarkEnd w:id="218"/>
+      <w:bookmarkEnd w:id="219"/>
     </w:p>
     <w:p>
       <w:pPr>
@@ -1735,11 +1735,11 @@
       <w:pPr>
         <w:pStyle w:val="Heading2"/>
       </w:pPr>
-      <w:bookmarkStart w:name="_Toc219" w:id="219"/>
+      <w:bookmarkStart w:name="_Toc220" w:id="220"/>
       <w:r>
         <w:t xml:space="preserve">Scientific novelty</w:t>
       </w:r>
-      <w:bookmarkEnd w:id="219"/>
+      <w:bookmarkEnd w:id="220"/>
     </w:p>
     <w:p>
       <w:pPr>
@@ -1895,11 +1895,11 @@
       <w:pPr>
         <w:pStyle w:val="Heading2"/>
       </w:pPr>
-      <w:bookmarkStart w:name="_Toc220" w:id="220"/>
+      <w:bookmarkStart w:name="_Toc221" w:id="221"/>
       <w:r>
         <w:t xml:space="preserve">Theoretical and practical significance</w:t>
       </w:r>
-      <w:bookmarkEnd w:id="220"/>
+      <w:bookmarkEnd w:id="221"/>
     </w:p>
     <w:p>
       <w:pPr>
@@ -1914,11 +1914,11 @@
       <w:pPr>
         <w:pStyle w:val="Heading2"/>
       </w:pPr>
-      <w:bookmarkStart w:name="_Toc221" w:id="221"/>
+      <w:bookmarkStart w:name="_Toc222" w:id="222"/>
       <w:r>
         <w:t xml:space="preserve">Methodology and methods</w:t>
       </w:r>
-      <w:bookmarkEnd w:id="221"/>
+      <w:bookmarkEnd w:id="222"/>
     </w:p>
     <w:p>
       <w:pPr>
@@ -1943,11 +1943,11 @@
       <w:pPr>
         <w:pStyle w:val="Heading2"/>
       </w:pPr>
-      <w:bookmarkStart w:name="_Toc222" w:id="222"/>
+      <w:bookmarkStart w:name="_Toc223" w:id="223"/>
       <w:r>
         <w:t xml:space="preserve">Propositions submitted for defence</w:t>
       </w:r>
-      <w:bookmarkEnd w:id="222"/>
+      <w:bookmarkEnd w:id="223"/>
     </w:p>
     <w:p>
       <w:pPr>
@@ -2031,11 +2031,11 @@
       <w:pPr>
         <w:pStyle w:val="Heading2"/>
       </w:pPr>
-      <w:bookmarkStart w:name="_Toc223" w:id="223"/>
+      <w:bookmarkStart w:name="_Toc224" w:id="224"/>
       <w:r>
         <w:t xml:space="preserve">Reliability and approbation</w:t>
       </w:r>
-      <w:bookmarkEnd w:id="223"/>
+      <w:bookmarkEnd w:id="224"/>
     </w:p>
     <w:p>
       <w:pPr>
@@ -2050,11 +2050,11 @@
       <w:pPr>
         <w:pStyle w:val="Heading2"/>
       </w:pPr>
-      <w:bookmarkStart w:name="_Toc224" w:id="224"/>
+      <w:bookmarkStart w:name="_Toc225" w:id="225"/>
       <w:r>
         <w:t xml:space="preserve">Structure of the work</w:t>
       </w:r>
-      <w:bookmarkEnd w:id="224"/>
+      <w:bookmarkEnd w:id="225"/>
     </w:p>
     <w:p>
       <w:pPr>
@@ -2070,21 +2070,21 @@
         <w:pStyle w:val="Heading1"/>
         <w:pageBreakBefore/>
       </w:pPr>
-      <w:bookmarkStart w:name="_Toc225" w:id="225"/>
+      <w:bookmarkStart w:name="_Toc226" w:id="226"/>
       <w:r>
         <w:t xml:space="preserve">2. Main content of the work</w:t>
       </w:r>
-      <w:bookmarkEnd w:id="225"/>
+      <w:bookmarkEnd w:id="226"/>
     </w:p>
     <w:p>
       <w:pPr>
         <w:pStyle w:val="Heading2"/>
       </w:pPr>
-      <w:bookmarkStart w:name="_Toc226" w:id="226"/>
+      <w:bookmarkStart w:name="_Toc227" w:id="227"/>
       <w:r>
         <w:t xml:space="preserve">Chapter 1. Combat models and power indices: a critical review</w:t>
       </w:r>
-      <w:bookmarkEnd w:id="226"/>
+      <w:bookmarkEnd w:id="227"/>
     </w:p>
     <w:p>
       <w:pPr>
@@ -2099,11 +2099,11 @@
       <w:pPr>
         <w:pStyle w:val="Heading2"/>
       </w:pPr>
-      <w:bookmarkStart w:name="_Toc227" w:id="227"/>
+      <w:bookmarkStart w:name="_Toc228" w:id="228"/>
       <w:r>
         <w:t xml:space="preserve">Chapter 2. Military power index: construction</w:t>
       </w:r>
-      <w:bookmarkEnd w:id="227"/>
+      <w:bookmarkEnd w:id="228"/>
     </w:p>
     <w:p>
       <w:pPr>
@@ -2280,11 +2280,11 @@
       <w:pPr>
         <w:pStyle w:val="Heading2"/>
       </w:pPr>
-      <w:bookmarkStart w:name="_Toc228" w:id="228"/>
+      <w:bookmarkStart w:name="_Toc229" w:id="229"/>
       <w:r>
         <w:t xml:space="preserve">Chapter 3. Laws of combat on historical battles</w:t>
       </w:r>
-      <w:bookmarkEnd w:id="228"/>
+      <w:bookmarkEnd w:id="229"/>
     </w:p>
     <w:p>
       <w:pPr>
@@ -3326,11 +3326,11 @@
       <w:pPr>
         <w:pStyle w:val="Heading2"/>
       </w:pPr>
-      <w:bookmarkStart w:name="_Toc229" w:id="229"/>
+      <w:bookmarkStart w:name="_Toc230" w:id="230"/>
       <w:r>
         <w:t xml:space="preserve">Chapter 4. Validation against wars and model error</w:t>
       </w:r>
-      <w:bookmarkEnd w:id="229"/>
+      <w:bookmarkEnd w:id="230"/>
     </w:p>
     <w:p>
       <w:pPr>
@@ -3442,11 +3442,11 @@
       <w:pPr>
         <w:pStyle w:val="Heading2"/>
       </w:pPr>
-      <w:bookmarkStart w:name="_Toc230" w:id="230"/>
+      <w:bookmarkStart w:name="_Toc231" w:id="231"/>
       <w:r>
         <w:t xml:space="preserve">Chapter 5. Drones, salvoes and air defence</w:t>
       </w:r>
-      <w:bookmarkEnd w:id="230"/>
+      <w:bookmarkEnd w:id="231"/>
     </w:p>
     <w:p>
       <w:pPr>
@@ -3546,11 +3546,11 @@
       <w:pPr>
         <w:pStyle w:val="Heading2"/>
       </w:pPr>
-      <w:bookmarkStart w:name="_Toc231" w:id="231"/>
+      <w:bookmarkStart w:name="_Toc232" w:id="232"/>
       <w:r>
         <w:t xml:space="preserve">Chapter 6. Coalitions</w:t>
       </w:r>
-      <w:bookmarkEnd w:id="231"/>
+      <w:bookmarkEnd w:id="232"/>
     </w:p>
     <w:p>
       <w:pPr>
@@ -3582,11 +3582,11 @@
       <w:pPr>
         <w:pStyle w:val="Heading2"/>
       </w:pPr>
-      <w:bookmarkStart w:name="_Toc232" w:id="232"/>
+      <w:bookmarkStart w:name="_Toc233" w:id="233"/>
       <w:r>
         <w:t xml:space="preserve">Chapter 7. Flashpoint monitor</w:t>
       </w:r>
-      <w:bookmarkEnd w:id="232"/>
+      <w:bookmarkEnd w:id="233"/>
     </w:p>
     <w:p>
       <w:pPr>
@@ -3611,11 +3611,11 @@
       <w:pPr>
         <w:pStyle w:val="Heading2"/>
       </w:pPr>
-      <w:bookmarkStart w:name="_Toc233" w:id="233"/>
+      <w:bookmarkStart w:name="_Toc234" w:id="234"/>
       <w:r>
         <w:t xml:space="preserve">Chapter 8. Expert panel and software suite</w:t>
       </w:r>
-      <w:bookmarkEnd w:id="233"/>
+      <w:bookmarkEnd w:id="234"/>
     </w:p>
     <w:p>
       <w:pPr>
@@ -3654,11 +3654,11 @@
         <w:pStyle w:val="Heading1"/>
         <w:pageBreakBefore/>
       </w:pPr>
-      <w:bookmarkStart w:name="_Toc234" w:id="234"/>
+      <w:bookmarkStart w:name="_Toc235" w:id="235"/>
       <w:r>
         <w:t xml:space="preserve">3. Conclusion</w:t>
       </w:r>
-      <w:bookmarkEnd w:id="234"/>
+      <w:bookmarkEnd w:id="235"/>
     </w:p>
     <w:p>
       <w:pPr>
@@ -3841,11 +3841,11 @@
         <w:pStyle w:val="Heading1"/>
         <w:pageBreakBefore/>
       </w:pPr>
-      <w:bookmarkStart w:name="_Toc235" w:id="235"/>
+      <w:bookmarkStart w:name="_Toc236" w:id="236"/>
       <w:r>
         <w:t xml:space="preserve">4. Competitive environment in the United States</w:t>
       </w:r>
-      <w:bookmarkEnd w:id="235"/>
+      <w:bookmarkEnd w:id="236"/>
     </w:p>
     <w:p>
       <w:pPr>
@@ -5618,21 +5618,21 @@
         <w:pStyle w:val="Heading1"/>
         <w:pageBreakBefore/>
       </w:pPr>
-      <w:bookmarkStart w:name="_Toc236" w:id="236"/>
+      <w:bookmarkStart w:name="_Toc237" w:id="237"/>
       <w:r>
         <w:t xml:space="preserve">Bibliography and sources</w:t>
       </w:r>
-      <w:bookmarkEnd w:id="236"/>
+      <w:bookmarkEnd w:id="237"/>
     </w:p>
     <w:p>
       <w:pPr>
         <w:pStyle w:val="Heading2"/>
       </w:pPr>
-      <w:bookmarkStart w:name="_Toc237" w:id="237"/>
+      <w:bookmarkStart w:name="_Toc238" w:id="238"/>
       <w:r>
         <w:t xml:space="preserve">A. Classical theory of combat</w:t>
       </w:r>
-      <w:bookmarkEnd w:id="237"/>
+      <w:bookmarkEnd w:id="238"/>
     </w:p>
     <w:p>
       <w:pPr>
@@ -5818,11 +5818,11 @@
       <w:pPr>
         <w:pStyle w:val="Heading2"/>
       </w:pPr>
-      <w:bookmarkStart w:name="_Toc238" w:id="238"/>
+      <w:bookmarkStart w:name="_Toc239" w:id="239"/>
       <w:r>
         <w:t xml:space="preserve">B. Validation of combat models on historical data</w:t>
       </w:r>
-      <w:bookmarkEnd w:id="238"/>
+      <w:bookmarkEnd w:id="239"/>
     </w:p>
     <w:p>
       <w:pPr>
@@ -5958,11 +5958,11 @@
       <w:pPr>
         <w:pStyle w:val="Heading2"/>
       </w:pPr>
-      <w:bookmarkStart w:name="_Toc239" w:id="239"/>
+      <w:bookmarkStart w:name="_Toc240" w:id="240"/>
       <w:r>
         <w:t xml:space="preserve">C. Military and national power indices</w:t>
       </w:r>
-      <w:bookmarkEnd w:id="239"/>
+      <w:bookmarkEnd w:id="240"/>
     </w:p>
     <w:p>
       <w:pPr>
@@ -6118,11 +6118,11 @@
       <w:pPr>
         <w:pStyle w:val="Heading2"/>
       </w:pPr>
-      <w:bookmarkStart w:name="_Toc240" w:id="240"/>
+      <w:bookmarkStart w:name="_Toc241" w:id="241"/>
       <w:r>
         <w:t xml:space="preserve">D. Drones, air defence and modern war</w:t>
       </w:r>
-      <w:bookmarkEnd w:id="240"/>
+      <w:bookmarkEnd w:id="241"/>
     </w:p>
     <w:p>
       <w:pPr>
@@ -6248,11 +6248,11 @@
       <w:pPr>
         <w:pStyle w:val="Heading2"/>
       </w:pPr>
-      <w:bookmarkStart w:name="_Toc241" w:id="241"/>
+      <w:bookmarkStart w:name="_Toc242" w:id="242"/>
       <w:r>
         <w:t xml:space="preserve">E. Statistical and expert methods</w:t>
       </w:r>
-      <w:bookmarkEnd w:id="241"/>
+      <w:bookmarkEnd w:id="242"/>
     </w:p>
     <w:p>
       <w:pPr>
@@ -6318,11 +6318,11 @@
       <w:pPr>
         <w:pStyle w:val="Heading2"/>
       </w:pPr>
-      <w:bookmarkStart w:name="_Toc242" w:id="242"/>
+      <w:bookmarkStart w:name="_Toc243" w:id="243"/>
       <w:r>
         <w:t xml:space="preserve">F. Data sources</w:t>
       </w:r>
-      <w:bookmarkEnd w:id="242"/>
+      <w:bookmarkEnd w:id="243"/>
     </w:p>
     <w:p>
       <w:pPr>
@@ -6488,11 +6488,11 @@
       <w:pPr>
         <w:pStyle w:val="Heading2"/>
       </w:pPr>
-      <w:bookmarkStart w:name="_Toc243" w:id="243"/>
+      <w:bookmarkStart w:name="_Toc244" w:id="244"/>
       <w:r>
         <w:t xml:space="preserve">G. Chronicle of events and the competitive environment</w:t>
       </w:r>
-      <w:bookmarkEnd w:id="243"/>
+      <w:bookmarkEnd w:id="244"/>
     </w:p>
     <w:p>
       <w:pPr>

--- a/docs/09_Dissertation_abstract_EN.docx
+++ b/docs/09_Dissertation_abstract_EN.docx
@@ -131,7 +131,7 @@
             <w:instrText xml:space="preserve">TOC \h \o "1-2"</w:instrText>
             <w:fldChar w:fldCharType="separate"/>
           </w:r>
-          <w:hyperlink w:history="1" w:anchor="_Toc214">
+          <w:hyperlink w:history="1" w:anchor="_Toc215">
             <w:r>
               <w:t xml:space="preserve">For the executive and the investor: a one-page summary</w:t>
             </w:r>
@@ -140,7 +140,7 @@
             </w:r>
             <w:r>
               <w:fldChar w:fldCharType="begin" w:dirty="true"/>
-              <w:instrText xml:space="preserve">PAGEREF _Toc214 \h</w:instrText>
+              <w:instrText xml:space="preserve">PAGEREF _Toc215 \h</w:instrText>
               <w:fldChar w:fldCharType="separate"/>
               <w:fldChar w:fldCharType="end"/>
             </w:r>
@@ -153,32 +153,9 @@
               <w:tab w:val="right" w:pos="9638" w:leader="dot"/>
             </w:tabs>
           </w:pPr>
-          <w:hyperlink w:history="1" w:anchor="_Toc215">
+          <w:hyperlink w:history="1" w:anchor="_Toc216">
             <w:r>
               <w:t xml:space="preserve">1. General description of the work</w:t>
-            </w:r>
-            <w:r>
-              <w:tab/>
-            </w:r>
-            <w:r>
-              <w:fldChar w:fldCharType="begin" w:dirty="true"/>
-              <w:instrText xml:space="preserve">PAGEREF _Toc215 \h</w:instrText>
-              <w:fldChar w:fldCharType="separate"/>
-              <w:fldChar w:fldCharType="end"/>
-            </w:r>
-          </w:hyperlink>
-        </w:p>
-        <w:p>
-          <w:pPr>
-            <w:pStyle w:val="TOC2"/>
-            <w:tabs>
-              <w:tab w:val="right" w:pos="9638" w:leader="dot"/>
-            </w:tabs>
-            <w:ind w:left="220"/>
-          </w:pPr>
-          <w:hyperlink w:history="1" w:anchor="_Toc216">
-            <w:r>
-              <w:t xml:space="preserve">Relevance of the topic</w:t>
             </w:r>
             <w:r>
               <w:tab/>
@@ -201,7 +178,7 @@
           </w:pPr>
           <w:hyperlink w:history="1" w:anchor="_Toc217">
             <w:r>
-              <w:t xml:space="preserve">Degree of elaboration of the problem</w:t>
+              <w:t xml:space="preserve">Relevance of the topic</w:t>
             </w:r>
             <w:r>
               <w:tab/>
@@ -224,7 +201,7 @@
           </w:pPr>
           <w:hyperlink w:history="1" w:anchor="_Toc218">
             <w:r>
-              <w:t xml:space="preserve">Aim and objectives</w:t>
+              <w:t xml:space="preserve">Degree of elaboration of the problem</w:t>
             </w:r>
             <w:r>
               <w:tab/>
@@ -247,7 +224,7 @@
           </w:pPr>
           <w:hyperlink w:history="1" w:anchor="_Toc219">
             <w:r>
-              <w:t xml:space="preserve">Object and subject of research</w:t>
+              <w:t xml:space="preserve">Aim and objectives</w:t>
             </w:r>
             <w:r>
               <w:tab/>
@@ -270,7 +247,7 @@
           </w:pPr>
           <w:hyperlink w:history="1" w:anchor="_Toc220">
             <w:r>
-              <w:t xml:space="preserve">Scientific novelty</w:t>
+              <w:t xml:space="preserve">Object and subject of research</w:t>
             </w:r>
             <w:r>
               <w:tab/>
@@ -293,7 +270,7 @@
           </w:pPr>
           <w:hyperlink w:history="1" w:anchor="_Toc221">
             <w:r>
-              <w:t xml:space="preserve">Theoretical and practical significance</w:t>
+              <w:t xml:space="preserve">Scientific novelty</w:t>
             </w:r>
             <w:r>
               <w:tab/>
@@ -316,7 +293,7 @@
           </w:pPr>
           <w:hyperlink w:history="1" w:anchor="_Toc222">
             <w:r>
-              <w:t xml:space="preserve">Methodology and methods</w:t>
+              <w:t xml:space="preserve">Theoretical and practical significance</w:t>
             </w:r>
             <w:r>
               <w:tab/>
@@ -339,7 +316,7 @@
           </w:pPr>
           <w:hyperlink w:history="1" w:anchor="_Toc223">
             <w:r>
-              <w:t xml:space="preserve">Propositions submitted for defence</w:t>
+              <w:t xml:space="preserve">Methodology and methods</w:t>
             </w:r>
             <w:r>
               <w:tab/>
@@ -362,7 +339,7 @@
           </w:pPr>
           <w:hyperlink w:history="1" w:anchor="_Toc224">
             <w:r>
-              <w:t xml:space="preserve">Reliability and approbation</w:t>
+              <w:t xml:space="preserve">Propositions submitted for defence</w:t>
             </w:r>
             <w:r>
               <w:tab/>
@@ -385,7 +362,7 @@
           </w:pPr>
           <w:hyperlink w:history="1" w:anchor="_Toc225">
             <w:r>
-              <w:t xml:space="preserve">Structure of the work</w:t>
+              <w:t xml:space="preserve">Reliability and approbation</w:t>
             </w:r>
             <w:r>
               <w:tab/>
@@ -393,28 +370,6 @@
             <w:r>
               <w:fldChar w:fldCharType="begin" w:dirty="true"/>
               <w:instrText xml:space="preserve">PAGEREF _Toc225 \h</w:instrText>
-              <w:fldChar w:fldCharType="separate"/>
-              <w:fldChar w:fldCharType="end"/>
-            </w:r>
-          </w:hyperlink>
-        </w:p>
-        <w:p>
-          <w:pPr>
-            <w:pStyle w:val="TOC1"/>
-            <w:tabs>
-              <w:tab w:val="right" w:pos="9638" w:leader="dot"/>
-            </w:tabs>
-          </w:pPr>
-          <w:hyperlink w:history="1" w:anchor="_Toc226">
-            <w:r>
-              <w:t xml:space="preserve">2. Main content of the work</w:t>
-            </w:r>
-            <w:r>
-              <w:tab/>
-            </w:r>
-            <w:r>
-              <w:fldChar w:fldCharType="begin" w:dirty="true"/>
-              <w:instrText xml:space="preserve">PAGEREF _Toc226 \h</w:instrText>
               <w:fldChar w:fldCharType="separate"/>
               <w:fldChar w:fldCharType="end"/>
             </w:r>
@@ -428,9 +383,31 @@
             </w:tabs>
             <w:ind w:left="220"/>
           </w:pPr>
+          <w:hyperlink w:history="1" w:anchor="_Toc226">
+            <w:r>
+              <w:t xml:space="preserve">Structure of the work</w:t>
+            </w:r>
+            <w:r>
+              <w:tab/>
+            </w:r>
+            <w:r>
+              <w:fldChar w:fldCharType="begin" w:dirty="true"/>
+              <w:instrText xml:space="preserve">PAGEREF _Toc226 \h</w:instrText>
+              <w:fldChar w:fldCharType="separate"/>
+              <w:fldChar w:fldCharType="end"/>
+            </w:r>
+          </w:hyperlink>
+        </w:p>
+        <w:p>
+          <w:pPr>
+            <w:pStyle w:val="TOC1"/>
+            <w:tabs>
+              <w:tab w:val="right" w:pos="9638" w:leader="dot"/>
+            </w:tabs>
+          </w:pPr>
           <w:hyperlink w:history="1" w:anchor="_Toc227">
             <w:r>
-              <w:t xml:space="preserve">Chapter 1. Combat models and power indices: a critical review</w:t>
+              <w:t xml:space="preserve">2. Main content of the work</w:t>
             </w:r>
             <w:r>
               <w:tab/>
@@ -453,7 +430,7 @@
           </w:pPr>
           <w:hyperlink w:history="1" w:anchor="_Toc228">
             <w:r>
-              <w:t xml:space="preserve">Chapter 2. Military power index: construction</w:t>
+              <w:t xml:space="preserve">Chapter 1. Combat models and power indices: a critical review</w:t>
             </w:r>
             <w:r>
               <w:tab/>
@@ -476,7 +453,7 @@
           </w:pPr>
           <w:hyperlink w:history="1" w:anchor="_Toc229">
             <w:r>
-              <w:t xml:space="preserve">Chapter 3. Laws of combat on historical battles</w:t>
+              <w:t xml:space="preserve">Chapter 2. Military power index: construction</w:t>
             </w:r>
             <w:r>
               <w:tab/>
@@ -499,7 +476,7 @@
           </w:pPr>
           <w:hyperlink w:history="1" w:anchor="_Toc230">
             <w:r>
-              <w:t xml:space="preserve">Chapter 4. Validation against wars and model error</w:t>
+              <w:t xml:space="preserve">Chapter 3. Laws of combat on historical battles</w:t>
             </w:r>
             <w:r>
               <w:tab/>
@@ -522,7 +499,7 @@
           </w:pPr>
           <w:hyperlink w:history="1" w:anchor="_Toc231">
             <w:r>
-              <w:t xml:space="preserve">Chapter 5. Drones, salvoes and air defence</w:t>
+              <w:t xml:space="preserve">Chapter 4. Validation against wars and model error</w:t>
             </w:r>
             <w:r>
               <w:tab/>
@@ -545,7 +522,7 @@
           </w:pPr>
           <w:hyperlink w:history="1" w:anchor="_Toc232">
             <w:r>
-              <w:t xml:space="preserve">Chapter 6. Coalitions</w:t>
+              <w:t xml:space="preserve">Chapter 5. Drones, salvoes and air defence</w:t>
             </w:r>
             <w:r>
               <w:tab/>
@@ -568,7 +545,7 @@
           </w:pPr>
           <w:hyperlink w:history="1" w:anchor="_Toc233">
             <w:r>
-              <w:t xml:space="preserve">Chapter 7. Flashpoint monitor</w:t>
+              <w:t xml:space="preserve">Chapter 6. Coalitions</w:t>
             </w:r>
             <w:r>
               <w:tab/>
@@ -591,7 +568,7 @@
           </w:pPr>
           <w:hyperlink w:history="1" w:anchor="_Toc234">
             <w:r>
-              <w:t xml:space="preserve">Chapter 8. Expert panel and software suite</w:t>
+              <w:t xml:space="preserve">Chapter 7. Flashpoint monitor</w:t>
             </w:r>
             <w:r>
               <w:tab/>
@@ -606,14 +583,15 @@
         </w:p>
         <w:p>
           <w:pPr>
-            <w:pStyle w:val="TOC1"/>
+            <w:pStyle w:val="TOC2"/>
             <w:tabs>
               <w:tab w:val="right" w:pos="9638" w:leader="dot"/>
             </w:tabs>
+            <w:ind w:left="220"/>
           </w:pPr>
           <w:hyperlink w:history="1" w:anchor="_Toc235">
             <w:r>
-              <w:t xml:space="preserve">3. Conclusion</w:t>
+              <w:t xml:space="preserve">Chapter 8. Expert panel and software suite</w:t>
             </w:r>
             <w:r>
               <w:tab/>
@@ -635,7 +613,7 @@
           </w:pPr>
           <w:hyperlink w:history="1" w:anchor="_Toc236">
             <w:r>
-              <w:t xml:space="preserve">4. Competitive environment in the United States</w:t>
+              <w:t xml:space="preserve">3. Conclusion</w:t>
             </w:r>
             <w:r>
               <w:tab/>
@@ -657,7 +635,7 @@
           </w:pPr>
           <w:hyperlink w:history="1" w:anchor="_Toc237">
             <w:r>
-              <w:t xml:space="preserve">Bibliography and sources</w:t>
+              <w:t xml:space="preserve">4. Competitive environment in the United States</w:t>
             </w:r>
             <w:r>
               <w:tab/>
@@ -672,15 +650,14 @@
         </w:p>
         <w:p>
           <w:pPr>
-            <w:pStyle w:val="TOC2"/>
+            <w:pStyle w:val="TOC1"/>
             <w:tabs>
               <w:tab w:val="right" w:pos="9638" w:leader="dot"/>
             </w:tabs>
-            <w:ind w:left="220"/>
           </w:pPr>
           <w:hyperlink w:history="1" w:anchor="_Toc238">
             <w:r>
-              <w:t xml:space="preserve">A. Classical theory of combat</w:t>
+              <w:t xml:space="preserve">Bibliography and sources</w:t>
             </w:r>
             <w:r>
               <w:tab/>
@@ -703,7 +680,7 @@
           </w:pPr>
           <w:hyperlink w:history="1" w:anchor="_Toc239">
             <w:r>
-              <w:t xml:space="preserve">B. Validation of combat models on historical data</w:t>
+              <w:t xml:space="preserve">A. Classical theory of combat</w:t>
             </w:r>
             <w:r>
               <w:tab/>
@@ -726,7 +703,7 @@
           </w:pPr>
           <w:hyperlink w:history="1" w:anchor="_Toc240">
             <w:r>
-              <w:t xml:space="preserve">C. Military and national power indices</w:t>
+              <w:t xml:space="preserve">B. Validation of combat models on historical data</w:t>
             </w:r>
             <w:r>
               <w:tab/>
@@ -749,7 +726,7 @@
           </w:pPr>
           <w:hyperlink w:history="1" w:anchor="_Toc241">
             <w:r>
-              <w:t xml:space="preserve">D. Drones, air defence and modern war</w:t>
+              <w:t xml:space="preserve">C. Military and national power indices</w:t>
             </w:r>
             <w:r>
               <w:tab/>
@@ -772,7 +749,7 @@
           </w:pPr>
           <w:hyperlink w:history="1" w:anchor="_Toc242">
             <w:r>
-              <w:t xml:space="preserve">E. Statistical and expert methods</w:t>
+              <w:t xml:space="preserve">D. Drones, air defence and modern war</w:t>
             </w:r>
             <w:r>
               <w:tab/>
@@ -795,7 +772,7 @@
           </w:pPr>
           <w:hyperlink w:history="1" w:anchor="_Toc243">
             <w:r>
-              <w:t xml:space="preserve">F. Data sources</w:t>
+              <w:t xml:space="preserve">E. Statistical and expert methods</w:t>
             </w:r>
             <w:r>
               <w:tab/>
@@ -818,7 +795,7 @@
           </w:pPr>
           <w:hyperlink w:history="1" w:anchor="_Toc244">
             <w:r>
-              <w:t xml:space="preserve">G. Chronicle of events and the competitive environment</w:t>
+              <w:t xml:space="preserve">F. Data sources</w:t>
             </w:r>
             <w:r>
               <w:tab/>
@@ -826,6 +803,29 @@
             <w:r>
               <w:fldChar w:fldCharType="begin" w:dirty="true"/>
               <w:instrText xml:space="preserve">PAGEREF _Toc244 \h</w:instrText>
+              <w:fldChar w:fldCharType="separate"/>
+              <w:fldChar w:fldCharType="end"/>
+            </w:r>
+          </w:hyperlink>
+        </w:p>
+        <w:p>
+          <w:pPr>
+            <w:pStyle w:val="TOC2"/>
+            <w:tabs>
+              <w:tab w:val="right" w:pos="9638" w:leader="dot"/>
+            </w:tabs>
+            <w:ind w:left="220"/>
+          </w:pPr>
+          <w:hyperlink w:history="1" w:anchor="_Toc245">
+            <w:r>
+              <w:t xml:space="preserve">G. Chronicle of events and the competitive environment</w:t>
+            </w:r>
+            <w:r>
+              <w:tab/>
+            </w:r>
+            <w:r>
+              <w:fldChar w:fldCharType="begin" w:dirty="true"/>
+              <w:instrText xml:space="preserve">PAGEREF _Toc245 \h</w:instrText>
               <w:fldChar w:fldCharType="separate"/>
               <w:fldChar w:fldCharType="end"/>
             </w:r>
@@ -856,11 +856,11 @@
         <w:pStyle w:val="Heading1"/>
         <w:pageBreakBefore/>
       </w:pPr>
-      <w:bookmarkStart w:name="_Toc214" w:id="214"/>
+      <w:bookmarkStart w:name="_Toc215" w:id="215"/>
       <w:r>
         <w:t xml:space="preserve">For the executive and the investor: a one-page summary</w:t>
       </w:r>
-      <w:bookmarkEnd w:id="214"/>
+      <w:bookmarkEnd w:id="215"/>
     </w:p>
     <w:p>
       <w:pPr>
@@ -1195,7 +1195,7 @@
                 <w:sz w:val="17"/>
                 <w:szCs w:val="17"/>
               </w:rPr>
-              <w:t xml:space="preserve">Open formulas and code; laws of combat measured on 404 battles; validation against 10 wars of 2018–2025; an explicit model error; a flashpoint monitor with AUC 0.96 out of sample; competitors (Global Firepower, TENET MCI) do not disclose their formulas or validations</w:t>
+              <w:t xml:space="preserve">Open formulas and code; combat laws measured on 404 battles; validation on 10 wars of 2018–2025; explicit model error; a hot-spot monitor with AUC 0.96 out of sample (a simple baseline from border, history and last year gives 0.958 — we acknowledge this); competitors (Global Firepower, TENET MCI) disclose neither formulas nor validation</w:t>
             </w:r>
           </w:p>
         </w:tc>
@@ -1270,7 +1270,7 @@
                 <w:sz w:val="17"/>
                 <w:szCs w:val="17"/>
               </w:rPr>
-              <w:t xml:space="preserve">Python computational core (37 automated tests), browser interface prototype, 9 Word reports, data collection from 30+ open sources, Delphi expert panel protocol</w:t>
+              <w:t xml:space="preserve">A Python calculation core published in the open MLO-core repository (55 automated tests, a reference ranking test), a browser interface prototype, 9 Word reports, data collection from 30+ open sources, the Delphi expert panel protocol</w:t>
             </w:r>
           </w:p>
         </w:tc>
@@ -1528,21 +1528,21 @@
         <w:pStyle w:val="Heading1"/>
         <w:pageBreakBefore/>
       </w:pPr>
-      <w:bookmarkStart w:name="_Toc215" w:id="215"/>
+      <w:bookmarkStart w:name="_Toc216" w:id="216"/>
       <w:r>
         <w:t xml:space="preserve">1. General description of the work</w:t>
       </w:r>
-      <w:bookmarkEnd w:id="215"/>
+      <w:bookmarkEnd w:id="216"/>
     </w:p>
     <w:p>
       <w:pPr>
         <w:pStyle w:val="Heading2"/>
       </w:pPr>
-      <w:bookmarkStart w:name="_Toc216" w:id="216"/>
+      <w:bookmarkStart w:name="_Toc217" w:id="217"/>
       <w:r>
         <w:t xml:space="preserve">Relevance of the topic</w:t>
       </w:r>
-      <w:bookmarkEnd w:id="216"/>
+      <w:bookmarkEnd w:id="217"/>
     </w:p>
     <w:p>
       <w:pPr>
@@ -1576,11 +1576,11 @@
       <w:pPr>
         <w:pStyle w:val="Heading2"/>
       </w:pPr>
-      <w:bookmarkStart w:name="_Toc217" w:id="217"/>
+      <w:bookmarkStart w:name="_Toc218" w:id="218"/>
       <w:r>
         <w:t xml:space="preserve">Degree of elaboration of the problem</w:t>
       </w:r>
-      <w:bookmarkEnd w:id="217"/>
+      <w:bookmarkEnd w:id="218"/>
     </w:p>
     <w:p>
       <w:pPr>
@@ -1595,11 +1595,11 @@
       <w:pPr>
         <w:pStyle w:val="Heading2"/>
       </w:pPr>
-      <w:bookmarkStart w:name="_Toc218" w:id="218"/>
+      <w:bookmarkStart w:name="_Toc219" w:id="219"/>
       <w:r>
         <w:t xml:space="preserve">Aim and objectives</w:t>
       </w:r>
-      <w:bookmarkEnd w:id="218"/>
+      <w:bookmarkEnd w:id="219"/>
     </w:p>
     <w:p>
       <w:pPr>
@@ -1699,11 +1699,11 @@
       <w:pPr>
         <w:pStyle w:val="Heading2"/>
       </w:pPr>
-      <w:bookmarkStart w:name="_Toc219" w:id="219"/>
+      <w:bookmarkStart w:name="_Toc220" w:id="220"/>
       <w:r>
         <w:t xml:space="preserve">Object and subject of research</w:t>
       </w:r>
-      <w:bookmarkEnd w:id="219"/>
+      <w:bookmarkEnd w:id="220"/>
     </w:p>
     <w:p>
       <w:pPr>
@@ -1735,11 +1735,11 @@
       <w:pPr>
         <w:pStyle w:val="Heading2"/>
       </w:pPr>
-      <w:bookmarkStart w:name="_Toc220" w:id="220"/>
+      <w:bookmarkStart w:name="_Toc221" w:id="221"/>
       <w:r>
         <w:t xml:space="preserve">Scientific novelty</w:t>
       </w:r>
-      <w:bookmarkEnd w:id="220"/>
+      <w:bookmarkEnd w:id="221"/>
     </w:p>
     <w:p>
       <w:pPr>
@@ -1895,11 +1895,11 @@
       <w:pPr>
         <w:pStyle w:val="Heading2"/>
       </w:pPr>
-      <w:bookmarkStart w:name="_Toc221" w:id="221"/>
+      <w:bookmarkStart w:name="_Toc222" w:id="222"/>
       <w:r>
         <w:t xml:space="preserve">Theoretical and practical significance</w:t>
       </w:r>
-      <w:bookmarkEnd w:id="221"/>
+      <w:bookmarkEnd w:id="222"/>
     </w:p>
     <w:p>
       <w:pPr>
@@ -1914,11 +1914,11 @@
       <w:pPr>
         <w:pStyle w:val="Heading2"/>
       </w:pPr>
-      <w:bookmarkStart w:name="_Toc222" w:id="222"/>
+      <w:bookmarkStart w:name="_Toc223" w:id="223"/>
       <w:r>
         <w:t xml:space="preserve">Methodology and methods</w:t>
       </w:r>
-      <w:bookmarkEnd w:id="222"/>
+      <w:bookmarkEnd w:id="223"/>
     </w:p>
     <w:p>
       <w:pPr>
@@ -1943,11 +1943,11 @@
       <w:pPr>
         <w:pStyle w:val="Heading2"/>
       </w:pPr>
-      <w:bookmarkStart w:name="_Toc223" w:id="223"/>
+      <w:bookmarkStart w:name="_Toc224" w:id="224"/>
       <w:r>
         <w:t xml:space="preserve">Propositions submitted for defence</w:t>
       </w:r>
-      <w:bookmarkEnd w:id="223"/>
+      <w:bookmarkEnd w:id="224"/>
     </w:p>
     <w:p>
       <w:pPr>
@@ -2024,18 +2024,31 @@
         <w:spacing w:after="60" w:line="276"/>
       </w:pPr>
       <w:r>
-        <w:t xml:space="preserve">The probability of armed conflict in a pair of states is determined by contiguity, history and institutions (AUC 0.96 out of sample), not by the balance of military power.</w:t>
+        <w:t xml:space="preserve">The probability of armed conflict in a pair of states is determined by proximity, history and institutions (AUC 0.96 out of sample; almost as much, 0.958, is given by a simple baseline from border, history and last year), not by the balance of military power.</w:t>
+      </w:r>
+    </w:p>
+    <w:p>
+      <w:pPr>
+        <w:pStyle w:val="ListParagraph"/>
+        <w:numPr>
+          <w:ilvl w:val="0"/>
+          <w:numId w:val="2"/>
+        </w:numPr>
+        <w:spacing w:after="60" w:line="276"/>
+      </w:pPr>
+      <w:r>
+        <w:t xml:space="preserve">Open country-level features (GDP per capita, democracy, mechanisation) explain a fifth of the loss exchange in the battles of 1900–1973 but do not transfer to interstate clashes of 1989–2024 (UCDP GED: Spearman +0.25 with an interval from −0.60 to +0.63, 24 cases).</w:t>
       </w:r>
     </w:p>
     <w:p>
       <w:pPr>
         <w:pStyle w:val="Heading2"/>
       </w:pPr>
-      <w:bookmarkStart w:name="_Toc224" w:id="224"/>
+      <w:bookmarkStart w:name="_Toc225" w:id="225"/>
       <w:r>
         <w:t xml:space="preserve">Reliability and approbation</w:t>
       </w:r>
-      <w:bookmarkEnd w:id="224"/>
+      <w:bookmarkEnd w:id="225"/>
     </w:p>
     <w:p>
       <w:pPr>
@@ -2043,18 +2056,18 @@
         <w:jc w:val="both"/>
       </w:pPr>
       <w:r>
-        <w:t xml:space="preserve">Reliability is ensured by: open code and data; 37 automated tests (checking formulas, the combat model, the panel, calibration) run in GitHub Actions; verification of the browser calculation against the core calculation; protocols fixed before computation (commits 567224b, 65e1a59, 5ed015a, f2a1a3c, 67504ee, cb72541, 061ed46 and others); publication of negative results. The materials are presented in 9 reports (documents 1–9) and an interactive prototype.</w:t>
+        <w:t xml:space="preserve">Reliability is ensured by open code (github.com/Flumos1/MLO-core) and data; 55 automated tests (checks of formulas, the battle model, the panel and calibration) run in GitHub Actions; a check of the browser calculation against the core calculation; protocols fixed before the calculation (commits 567224b, 65e1a59, 5ed015a, f2a1a3c, 67504ee, cb72541, 061ed46 and others); and publication of negative results. The materials are presented in 9 reports (documents 1–9) and an interactive prototype.</w:t>
       </w:r>
     </w:p>
     <w:p>
       <w:pPr>
         <w:pStyle w:val="Heading2"/>
       </w:pPr>
-      <w:bookmarkStart w:name="_Toc225" w:id="225"/>
+      <w:bookmarkStart w:name="_Toc226" w:id="226"/>
       <w:r>
         <w:t xml:space="preserve">Structure of the work</w:t>
       </w:r>
-      <w:bookmarkEnd w:id="225"/>
+      <w:bookmarkEnd w:id="226"/>
     </w:p>
     <w:p>
       <w:pPr>
@@ -2070,21 +2083,21 @@
         <w:pStyle w:val="Heading1"/>
         <w:pageBreakBefore/>
       </w:pPr>
-      <w:bookmarkStart w:name="_Toc226" w:id="226"/>
+      <w:bookmarkStart w:name="_Toc227" w:id="227"/>
       <w:r>
         <w:t xml:space="preserve">2. Main content of the work</w:t>
       </w:r>
-      <w:bookmarkEnd w:id="226"/>
+      <w:bookmarkEnd w:id="227"/>
     </w:p>
     <w:p>
       <w:pPr>
         <w:pStyle w:val="Heading2"/>
       </w:pPr>
-      <w:bookmarkStart w:name="_Toc227" w:id="227"/>
+      <w:bookmarkStart w:name="_Toc228" w:id="228"/>
       <w:r>
         <w:t xml:space="preserve">Chapter 1. Combat models and power indices: a critical review</w:t>
       </w:r>
-      <w:bookmarkEnd w:id="227"/>
+      <w:bookmarkEnd w:id="228"/>
     </w:p>
     <w:p>
       <w:pPr>
@@ -2099,11 +2112,11 @@
       <w:pPr>
         <w:pStyle w:val="Heading2"/>
       </w:pPr>
-      <w:bookmarkStart w:name="_Toc228" w:id="228"/>
+      <w:bookmarkStart w:name="_Toc229" w:id="229"/>
       <w:r>
         <w:t xml:space="preserve">Chapter 2. Military power index: construction</w:t>
       </w:r>
-      <w:bookmarkEnd w:id="228"/>
+      <w:bookmarkEnd w:id="229"/>
     </w:p>
     <w:p>
       <w:pPr>
@@ -2280,11 +2293,11 @@
       <w:pPr>
         <w:pStyle w:val="Heading2"/>
       </w:pPr>
-      <w:bookmarkStart w:name="_Toc229" w:id="229"/>
+      <w:bookmarkStart w:name="_Toc230" w:id="230"/>
       <w:r>
         <w:t xml:space="preserve">Chapter 3. Laws of combat on historical battles</w:t>
       </w:r>
-      <w:bookmarkEnd w:id="229"/>
+      <w:bookmarkEnd w:id="230"/>
     </w:p>
     <w:p>
       <w:pPr>
@@ -3326,11 +3339,11 @@
       <w:pPr>
         <w:pStyle w:val="Heading2"/>
       </w:pPr>
-      <w:bookmarkStart w:name="_Toc230" w:id="230"/>
+      <w:bookmarkStart w:name="_Toc231" w:id="231"/>
       <w:r>
         <w:t xml:space="preserve">Chapter 4. Validation against wars and model error</w:t>
       </w:r>
-      <w:bookmarkEnd w:id="230"/>
+      <w:bookmarkEnd w:id="231"/>
     </w:p>
     <w:p>
       <w:pPr>
@@ -3442,11 +3455,11 @@
       <w:pPr>
         <w:pStyle w:val="Heading2"/>
       </w:pPr>
-      <w:bookmarkStart w:name="_Toc231" w:id="231"/>
+      <w:bookmarkStart w:name="_Toc232" w:id="232"/>
       <w:r>
         <w:t xml:space="preserve">Chapter 5. Drones, salvoes and air defence</w:t>
       </w:r>
-      <w:bookmarkEnd w:id="231"/>
+      <w:bookmarkEnd w:id="232"/>
     </w:p>
     <w:p>
       <w:pPr>
@@ -3546,11 +3559,11 @@
       <w:pPr>
         <w:pStyle w:val="Heading2"/>
       </w:pPr>
-      <w:bookmarkStart w:name="_Toc232" w:id="232"/>
+      <w:bookmarkStart w:name="_Toc233" w:id="233"/>
       <w:r>
         <w:t xml:space="preserve">Chapter 6. Coalitions</w:t>
       </w:r>
-      <w:bookmarkEnd w:id="232"/>
+      <w:bookmarkEnd w:id="233"/>
     </w:p>
     <w:p>
       <w:pPr>
@@ -3582,11 +3595,11 @@
       <w:pPr>
         <w:pStyle w:val="Heading2"/>
       </w:pPr>
-      <w:bookmarkStart w:name="_Toc233" w:id="233"/>
+      <w:bookmarkStart w:name="_Toc234" w:id="234"/>
       <w:r>
         <w:t xml:space="preserve">Chapter 7. Flashpoint monitor</w:t>
       </w:r>
-      <w:bookmarkEnd w:id="233"/>
+      <w:bookmarkEnd w:id="234"/>
     </w:p>
     <w:p>
       <w:pPr>
@@ -3594,7 +3607,7 @@
         <w:jc w:val="both"/>
       </w:pPr>
       <w:r>
-        <w:t xml:space="preserve">780 pairs from 40 states × 2016–2025, the outcome is armed conflict under UCDP, the features are from the previous year. The model “contiguity, distance, history, conflict in the previous year, democracy (V-Dem), alliance” — </w:t>
+        <w:t xml:space="preserve">780 pairs from 40 states × 2016–2025, outcome — armed conflict according to UCDP, features of the previous year. The model “proximity, distance, history, conflict last year, democracy (V-Dem), alliance” — </w:t>
       </w:r>
       <w:r>
         <w:rPr>
@@ -3604,18 +3617,18 @@
         <w:t xml:space="preserve">AUC 0.96 out of sample</w:t>
       </w:r>
       <w:r>
-        <w:t xml:space="preserve"> (5,460 forecasts, 38 conflicts); new conflict onsets — AUC 0.75 (8 cases). Military power indicators do not improve the forecast (−68.6 versus −66.7) and are not included in the monitor. The forecast for 2026 is published in the prototype.</w:t>
+        <w:t xml:space="preserve"> (5,460 forecasts, 38 conflicts; the simple baseline “border + history + conflict last year” gives 0.958, the full model’s gain of +1.28 is below the threshold of 2 — the acceptance rule is not met); onsets of new conflicts — AUC 0.75 (8 cases). Military power indicators do not improve the forecast (−68.6 versus −66.7) and are not included in the monitor. The 2026 forecast is published in the prototype.</w:t>
       </w:r>
     </w:p>
     <w:p>
       <w:pPr>
         <w:pStyle w:val="Heading2"/>
       </w:pPr>
-      <w:bookmarkStart w:name="_Toc234" w:id="234"/>
+      <w:bookmarkStart w:name="_Toc235" w:id="235"/>
       <w:r>
         <w:t xml:space="preserve">Chapter 8. Expert panel and software suite</w:t>
       </w:r>
-      <w:bookmarkEnd w:id="234"/>
+      <w:bookmarkEnd w:id="235"/>
     </w:p>
     <w:p>
       <w:pPr>
@@ -3646,7 +3659,7 @@
         <w:t xml:space="preserve">Software suite:</w:t>
       </w:r>
       <w:r>
-        <w:t xml:space="preserve"> data collection from 30+ open sources (Python), the computational core `core/lanmil` (normalisation, imputation, index, Monte Carlo, combat model, coalitions, salvoes, validation, sensitivity), 37 automated tests in GitHub Actions, a single parameter file for the core and the prototype with self-checking, an interactive prototype (rating, profile, comparison, combat model, salvoes and air defence, coalitions, flashpoint monitor, methodology, catalogue), Word and Excel report generators.</w:t>
+        <w:t xml:space="preserve"> data collection from 30+ open sources (Python), the calculation core `core/lanmil` (normalisation, imputation, index, Monte Carlo, battle model, coalitions, salvos, validation, sensitivity), 55 automated tests in GitHub Actions, a single parameter file for the core and the prototype with a self-check, an interactive prototype (ranking, profile, comparison, battle model, salvos and air defence, coalitions, hot-spot monitor, methodology, catalogue), Word and Excel report generators.</w:t>
       </w:r>
     </w:p>
     <w:p>
@@ -3654,11 +3667,11 @@
         <w:pStyle w:val="Heading1"/>
         <w:pageBreakBefore/>
       </w:pPr>
-      <w:bookmarkStart w:name="_Toc235" w:id="235"/>
+      <w:bookmarkStart w:name="_Toc236" w:id="236"/>
       <w:r>
         <w:t xml:space="preserve">3. Conclusion</w:t>
       </w:r>
-      <w:bookmarkEnd w:id="235"/>
+      <w:bookmarkEnd w:id="236"/>
     </w:p>
     <w:p>
       <w:pPr>
@@ -3841,11 +3854,11 @@
         <w:pStyle w:val="Heading1"/>
         <w:pageBreakBefore/>
       </w:pPr>
-      <w:bookmarkStart w:name="_Toc236" w:id="236"/>
+      <w:bookmarkStart w:name="_Toc237" w:id="237"/>
       <w:r>
         <w:t xml:space="preserve">4. Competitive environment in the United States</w:t>
       </w:r>
-      <w:bookmarkEnd w:id="236"/>
+      <w:bookmarkEnd w:id="237"/>
     </w:p>
     <w:p>
       <w:pPr>
@@ -5618,21 +5631,21 @@
         <w:pStyle w:val="Heading1"/>
         <w:pageBreakBefore/>
       </w:pPr>
-      <w:bookmarkStart w:name="_Toc237" w:id="237"/>
+      <w:bookmarkStart w:name="_Toc238" w:id="238"/>
       <w:r>
         <w:t xml:space="preserve">Bibliography and sources</w:t>
       </w:r>
-      <w:bookmarkEnd w:id="237"/>
+      <w:bookmarkEnd w:id="238"/>
     </w:p>
     <w:p>
       <w:pPr>
         <w:pStyle w:val="Heading2"/>
       </w:pPr>
-      <w:bookmarkStart w:name="_Toc238" w:id="238"/>
+      <w:bookmarkStart w:name="_Toc239" w:id="239"/>
       <w:r>
         <w:t xml:space="preserve">A. Classical theory of combat</w:t>
       </w:r>
-      <w:bookmarkEnd w:id="238"/>
+      <w:bookmarkEnd w:id="239"/>
     </w:p>
     <w:p>
       <w:pPr>
@@ -5818,11 +5831,11 @@
       <w:pPr>
         <w:pStyle w:val="Heading2"/>
       </w:pPr>
-      <w:bookmarkStart w:name="_Toc239" w:id="239"/>
+      <w:bookmarkStart w:name="_Toc240" w:id="240"/>
       <w:r>
         <w:t xml:space="preserve">B. Validation of combat models on historical data</w:t>
       </w:r>
-      <w:bookmarkEnd w:id="239"/>
+      <w:bookmarkEnd w:id="240"/>
     </w:p>
     <w:p>
       <w:pPr>
@@ -5958,11 +5971,11 @@
       <w:pPr>
         <w:pStyle w:val="Heading2"/>
       </w:pPr>
-      <w:bookmarkStart w:name="_Toc240" w:id="240"/>
+      <w:bookmarkStart w:name="_Toc241" w:id="241"/>
       <w:r>
         <w:t xml:space="preserve">C. Military and national power indices</w:t>
       </w:r>
-      <w:bookmarkEnd w:id="240"/>
+      <w:bookmarkEnd w:id="241"/>
     </w:p>
     <w:p>
       <w:pPr>
@@ -6118,11 +6131,11 @@
       <w:pPr>
         <w:pStyle w:val="Heading2"/>
       </w:pPr>
-      <w:bookmarkStart w:name="_Toc241" w:id="241"/>
+      <w:bookmarkStart w:name="_Toc242" w:id="242"/>
       <w:r>
         <w:t xml:space="preserve">D. Drones, air defence and modern war</w:t>
       </w:r>
-      <w:bookmarkEnd w:id="241"/>
+      <w:bookmarkEnd w:id="242"/>
     </w:p>
     <w:p>
       <w:pPr>
@@ -6248,11 +6261,11 @@
       <w:pPr>
         <w:pStyle w:val="Heading2"/>
       </w:pPr>
-      <w:bookmarkStart w:name="_Toc242" w:id="242"/>
+      <w:bookmarkStart w:name="_Toc243" w:id="243"/>
       <w:r>
         <w:t xml:space="preserve">E. Statistical and expert methods</w:t>
       </w:r>
-      <w:bookmarkEnd w:id="242"/>
+      <w:bookmarkEnd w:id="243"/>
     </w:p>
     <w:p>
       <w:pPr>
@@ -6318,11 +6331,11 @@
       <w:pPr>
         <w:pStyle w:val="Heading2"/>
       </w:pPr>
-      <w:bookmarkStart w:name="_Toc243" w:id="243"/>
+      <w:bookmarkStart w:name="_Toc244" w:id="244"/>
       <w:r>
         <w:t xml:space="preserve">F. Data sources</w:t>
       </w:r>
-      <w:bookmarkEnd w:id="243"/>
+      <w:bookmarkEnd w:id="244"/>
     </w:p>
     <w:p>
       <w:pPr>
@@ -6488,11 +6501,11 @@
       <w:pPr>
         <w:pStyle w:val="Heading2"/>
       </w:pPr>
-      <w:bookmarkStart w:name="_Toc244" w:id="244"/>
+      <w:bookmarkStart w:name="_Toc245" w:id="245"/>
       <w:r>
         <w:t xml:space="preserve">G. Chronicle of events and the competitive environment</w:t>
       </w:r>
-      <w:bookmarkEnd w:id="244"/>
+      <w:bookmarkEnd w:id="245"/>
     </w:p>
     <w:p>
       <w:pPr>

--- a/docs/09_Dissertation_abstract_EN.docx
+++ b/docs/09_Dissertation_abstract_EN.docx
@@ -1270,7 +1270,7 @@
                 <w:sz w:val="17"/>
                 <w:szCs w:val="17"/>
               </w:rPr>
-              <w:t xml:space="preserve">A Python calculation core published in the open MLO-core repository (55 automated tests, a reference ranking test), a browser interface prototype, 9 Word reports, data collection from 30+ open sources, the Delphi expert panel protocol</w:t>
+              <w:t xml:space="preserve">A Python calculation core published in the open MLO-core repository (more than 60 automated tests, a reference ranking test), a browser interface prototype, 9 Word reports, data collection from 30+ open sources, the Delphi expert panel protocol</w:t>
             </w:r>
           </w:p>
         </w:tc>
@@ -2056,7 +2056,7 @@
         <w:jc w:val="both"/>
       </w:pPr>
       <w:r>
-        <w:t xml:space="preserve">Reliability is ensured by open code (github.com/Flumos1/MLO-core) and data; 55 automated tests (checks of formulas, the battle model, the panel and calibration) run in GitHub Actions; a check of the browser calculation against the core calculation; protocols fixed before the calculation (commits 567224b, 65e1a59, 5ed015a, f2a1a3c, 67504ee, cb72541, 061ed46 and others); and publication of negative results. The materials are presented in 9 reports (documents 1–9) and an interactive prototype.</w:t>
+        <w:t xml:space="preserve">Reliability is ensured by open code (github.com/Flumos1/MLO-core) and data; more than 60 automated tests (checks of formulas, the battle model, the panel and calibration) run in GitHub Actions; a check of the browser calculation against the core calculation; protocols fixed before the calculation (commits 567224b, 65e1a59, 5ed015a, f2a1a3c, 67504ee, cb72541, 061ed46 and others); and publication of negative results. The materials are presented in 9 reports (documents 1–9) and an interactive prototype.</w:t>
       </w:r>
     </w:p>
     <w:p>
@@ -3659,7 +3659,7 @@
         <w:t xml:space="preserve">Software suite:</w:t>
       </w:r>
       <w:r>
-        <w:t xml:space="preserve"> data collection from 30+ open sources (Python), the calculation core `core/lanmil` (normalisation, imputation, index, Monte Carlo, battle model, coalitions, salvos, validation, sensitivity), 55 automated tests in GitHub Actions, a single parameter file for the core and the prototype with a self-check, an interactive prototype (ranking, profile, comparison, battle model, salvos and air defence, coalitions, hot-spot monitor, methodology, catalogue), Word and Excel report generators.</w:t>
+        <w:t xml:space="preserve"> data collection from 30+ open sources (Python), the calculation core `core/lanmil` (normalisation, imputation, index, Monte Carlo, battle model, coalitions, salvos, validation, sensitivity), more than 60 automated tests in GitHub Actions, a single parameter file for the core and the prototype with a self-check, an interactive prototype (ranking, profile, comparison, battle model, salvos and air defence, coalitions, hot-spot monitor, methodology, catalogue), Word and Excel report generators.</w:t>
       </w:r>
     </w:p>
     <w:p>

--- a/docs/09_Dissertation_abstract_EN.docx
+++ b/docs/09_Dissertation_abstract_EN.docx
@@ -2277,7 +2277,7 @@
           <w:sz w:val="19"/>
           <w:szCs w:val="19"/>
         </w:rPr>
-        <w:t xml:space="preserve">(6) Conversion into CPU of power:  M = exp(κ·MPI/100),  κ = 2.6·ln 10 ≈ 6.0</w:t>
+        <w:t xml:space="preserve">(6) Conversion into c.u. of power:  M = exp(κ·MPI/100),  κ = 2.6·ln 10 ≈ 6.0</w:t>
       </w:r>
     </w:p>
     <w:p>

--- a/docs/09_Dissertation_abstract_EN.docx
+++ b/docs/09_Dissertation_abstract_EN.docx
@@ -1270,7 +1270,7 @@
                 <w:sz w:val="17"/>
                 <w:szCs w:val="17"/>
               </w:rPr>
-              <w:t xml:space="preserve">A Python calculation core published in the open MLO-core repository (more than 60 automated tests, a reference ranking test), a browser interface prototype, 9 Word reports, data collection from 30+ open sources, the Delphi expert panel protocol</w:t>
+              <w:t xml:space="preserve">A Python calculation core (more than 60 automated tests, a reference ranking test; the code is closed until version 1.0, available to reviewers on request), a browser interface prototype, 9 Word reports, data collection from 30+ open sources, the Delphi expert panel protocol</w:t>
             </w:r>
           </w:p>
         </w:tc>
@@ -1692,7 +1692,7 @@
         <w:spacing w:after="60" w:line="276"/>
       </w:pPr>
       <w:r>
-        <w:t xml:space="preserve">To create a software suite with open code, automated tests and an interface.</w:t>
+        <w:t xml:space="preserve">Create a software suite with automated tests and an interface; the methodology, formulas and parameters are open, the core code is closed until version 1.0.</w:t>
       </w:r>
     </w:p>
     <w:p>
@@ -2056,7 +2056,7 @@
         <w:jc w:val="both"/>
       </w:pPr>
       <w:r>
-        <w:t xml:space="preserve">Reliability is ensured by open code (github.com/Flumos1/MLO-core) and data; more than 60 automated tests (checks of formulas, the battle model, the panel and calibration) run in GitHub Actions; a check of the browser calculation against the core calculation; protocols fixed before the calculation (commits 567224b, 65e1a59, 5ed015a, f2a1a3c, 67504ee, cb72541, 061ed46 and others); and publication of negative results. The materials are presented in 9 reports (documents 1–9) and an interactive prototype.</w:t>
+        <w:t xml:space="preserve">Reliability is ensured by open formulas, parameters and protocols and by data with a hash manifest (the core code is closed until version 1.0, available to reviewers on request); more than 60 automated tests (checks of formulas, the battle model, the panel and calibration) run in GitHub Actions; a check of the browser calculation against the core calculation; protocols fixed before the calculation (commits 567224b, 65e1a59, 5ed015a, f2a1a3c, 67504ee, cb72541, 061ed46 and others); and publication of negative results. The materials are presented in 9 reports (documents 1–9) and an interactive prototype.</w:t>
       </w:r>
     </w:p>
     <w:p>
